--- a/RAC/20장/20장_진단성능종합운영.docx
+++ b/RAC/20장/20장_진단성능종합운영.docx
@@ -59,7 +59,21 @@
           <w:rFonts w:ascii="맑은 고딕" w:hAnsi="맑은 고딕" w:eastAsia="맑은 고딕"/>
           <w:sz w:val="21"/>
         </w:rPr>
-        <w:t>5장에서 사설 인터커넥트를 `172.16.119.0` 대역으로 구성했다. 데이터베이스도 그 주소를 쓸 것 같다. 확인해 본다.</w:t>
+        <w:t xml:space="preserve">5장에서 사설 인터커넥트를 </w:t>
+      </w:r>
+      <w:r>
+        <w:rPr>
+          <w:rFonts w:ascii="Consolas" w:hAnsi="Consolas" w:eastAsia="Consolas" w:cs="Consolas"/>
+          <w:sz w:val="20"/>
+        </w:rPr>
+        <w:t xml:space="preserve">172.16.119.0</w:t>
+      </w:r>
+      <w:r>
+        <w:rPr>
+          <w:rFonts w:ascii="맑은 고딕" w:hAnsi="맑은 고딕" w:eastAsia="맑은 고딕"/>
+          <w:sz w:val="21"/>
+        </w:rPr>
+        <w:t xml:space="preserve"> 대역으로 구성했다. 데이터베이스도 그 주소를 쓸 것 같다. 확인해 본다.</w:t>
       </w:r>
     </w:p>
     <w:tbl>
@@ -178,7 +192,35 @@
           <w:rFonts w:ascii="맑은 고딕" w:hAnsi="맑은 고딕" w:eastAsia="맑은 고딕"/>
           <w:sz w:val="21"/>
         </w:rPr>
-        <w:t>예상과 다르다. `172.16.119.101` 이 아니라 `169.254.27.118` 이다.</w:t>
+        <w:t xml:space="preserve">예상과 다르다. </w:t>
+      </w:r>
+      <w:r>
+        <w:rPr>
+          <w:rFonts w:ascii="Consolas" w:hAnsi="Consolas" w:eastAsia="Consolas" w:cs="Consolas"/>
+          <w:sz w:val="20"/>
+        </w:rPr>
+        <w:t xml:space="preserve">172.16.119.101</w:t>
+      </w:r>
+      <w:r>
+        <w:rPr>
+          <w:rFonts w:ascii="맑은 고딕" w:hAnsi="맑은 고딕" w:eastAsia="맑은 고딕"/>
+          <w:sz w:val="21"/>
+        </w:rPr>
+        <w:t xml:space="preserve"> 이 아니라 </w:t>
+      </w:r>
+      <w:r>
+        <w:rPr>
+          <w:rFonts w:ascii="Consolas" w:hAnsi="Consolas" w:eastAsia="Consolas" w:cs="Consolas"/>
+          <w:sz w:val="20"/>
+        </w:rPr>
+        <w:t xml:space="preserve">169.254.27.118</w:t>
+      </w:r>
+      <w:r>
+        <w:rPr>
+          <w:rFonts w:ascii="맑은 고딕" w:hAnsi="맑은 고딕" w:eastAsia="맑은 고딕"/>
+          <w:sz w:val="21"/>
+        </w:rPr>
+        <w:t xml:space="preserve"> 이다.</w:t>
       </w:r>
     </w:p>
     <w:p>
@@ -187,16 +229,51 @@
           <w:rFonts w:ascii="맑은 고딕" w:hAnsi="맑은 고딕" w:eastAsia="맑은 고딕"/>
           <w:sz w:val="21"/>
         </w:rPr>
-        <w:t>인터페이스 이름도 `ens160` 이 아니라 `ens160:1` 이다. 콜론 뒤의 1 은 가상 인터페이스라는 뜻이다.</w:t>
+        <w:t xml:space="preserve">인터페이스 이름도 </w:t>
+      </w:r>
+      <w:r>
+        <w:rPr>
+          <w:rFonts w:ascii="Consolas" w:hAnsi="Consolas" w:eastAsia="Consolas" w:cs="Consolas"/>
+          <w:sz w:val="20"/>
+        </w:rPr>
+        <w:t xml:space="preserve">ens160</w:t>
+      </w:r>
+      <w:r>
+        <w:rPr>
+          <w:rFonts w:ascii="맑은 고딕" w:hAnsi="맑은 고딕" w:eastAsia="맑은 고딕"/>
+          <w:sz w:val="21"/>
+        </w:rPr>
+        <w:t xml:space="preserve"> 이 아니라 </w:t>
+      </w:r>
+      <w:r>
+        <w:rPr>
+          <w:rFonts w:ascii="Consolas" w:hAnsi="Consolas" w:eastAsia="Consolas" w:cs="Consolas"/>
+          <w:sz w:val="20"/>
+        </w:rPr>
+        <w:t xml:space="preserve">ens160:1</w:t>
+      </w:r>
+      <w:r>
+        <w:rPr>
+          <w:rFonts w:ascii="맑은 고딕" w:hAnsi="맑은 고딕" w:eastAsia="맑은 고딕"/>
+          <w:sz w:val="21"/>
+        </w:rPr>
+        <w:t xml:space="preserve"> 이다. 콜론 뒤의 1 은 가상 인터페이스라는 뜻이다.</w:t>
       </w:r>
     </w:p>
     <w:p>
       <w:r>
         <w:rPr>
+          <w:rFonts w:ascii="Consolas" w:hAnsi="Consolas" w:eastAsia="Consolas" w:cs="Consolas"/>
+          <w:sz w:val="20"/>
+        </w:rPr>
+        <w:t xml:space="preserve">169.254.x.x</w:t>
+      </w:r>
+      <w:r>
+        <w:rPr>
           <w:rFonts w:ascii="맑은 고딕" w:hAnsi="맑은 고딕" w:eastAsia="맑은 고딕"/>
           <w:sz w:val="21"/>
         </w:rPr>
-        <w:t>`169.254.x.x` 는 링크 로컬 주소 대역이다. 라우팅되지 않고 같은 링크 안에서만 쓰인다. 이것이 5장에서 다룬 HAIP 다.</w:t>
+        <w:t xml:space="preserve"> 는 링크 로컬 주소 대역이다. 라우팅되지 않고 같은 링크 안에서만 쓰인다. 이것이 5장에서 다룬 HAIP 다.</w:t>
       </w:r>
     </w:p>
     <w:tbl>
@@ -373,10 +450,45 @@
     <w:p>
       <w:r>
         <w:rPr>
+          <w:rFonts w:ascii="Consolas" w:hAnsi="Consolas" w:eastAsia="Consolas" w:cs="Consolas"/>
+          <w:sz w:val="20"/>
+        </w:rPr>
+        <w:t xml:space="preserve">oifcfg getif</w:t>
+      </w:r>
+      <w:r>
+        <w:rPr>
           <w:rFonts w:ascii="맑은 고딕" w:hAnsi="맑은 고딕" w:eastAsia="맑은 고딕"/>
           <w:sz w:val="21"/>
         </w:rPr>
-        <w:t>`oifcfg getif` 는 관리자가 등록한 구성이다. `ens160` 이 인터커넥트이고 서브넷은 `172.16.119.0` 이다.</w:t>
+        <w:t xml:space="preserve"> 는 관리자가 등록한 구성이다. </w:t>
+      </w:r>
+      <w:r>
+        <w:rPr>
+          <w:rFonts w:ascii="Consolas" w:hAnsi="Consolas" w:eastAsia="Consolas" w:cs="Consolas"/>
+          <w:sz w:val="20"/>
+        </w:rPr>
+        <w:t xml:space="preserve">ens160</w:t>
+      </w:r>
+      <w:r>
+        <w:rPr>
+          <w:rFonts w:ascii="맑은 고딕" w:hAnsi="맑은 고딕" w:eastAsia="맑은 고딕"/>
+          <w:sz w:val="21"/>
+        </w:rPr>
+        <w:t xml:space="preserve"> 이 인터커넥트이고 서브넷은 </w:t>
+      </w:r>
+      <w:r>
+        <w:rPr>
+          <w:rFonts w:ascii="Consolas" w:hAnsi="Consolas" w:eastAsia="Consolas" w:cs="Consolas"/>
+          <w:sz w:val="20"/>
+        </w:rPr>
+        <w:t xml:space="preserve">172.16.119.0</w:t>
+      </w:r>
+      <w:r>
+        <w:rPr>
+          <w:rFonts w:ascii="맑은 고딕" w:hAnsi="맑은 고딕" w:eastAsia="맑은 고딕"/>
+          <w:sz w:val="21"/>
+        </w:rPr>
+        <w:t xml:space="preserve"> 이다.</w:t>
       </w:r>
     </w:p>
     <w:p>
@@ -385,7 +497,35 @@
           <w:rFonts w:ascii="맑은 고딕" w:hAnsi="맑은 고딕" w:eastAsia="맑은 고딕"/>
           <w:sz w:val="21"/>
         </w:rPr>
-        <w:t>실제 인터페이스에는 주소가 둘이다. 물리 주소 `172.16.119.101` 과 그 위에 얹힌 HAIP 별칭 `169.254.27.118` 이다.</w:t>
+        <w:t xml:space="preserve">실제 인터페이스에는 주소가 둘이다. 물리 주소 </w:t>
+      </w:r>
+      <w:r>
+        <w:rPr>
+          <w:rFonts w:ascii="Consolas" w:hAnsi="Consolas" w:eastAsia="Consolas" w:cs="Consolas"/>
+          <w:sz w:val="20"/>
+        </w:rPr>
+        <w:t xml:space="preserve">172.16.119.101</w:t>
+      </w:r>
+      <w:r>
+        <w:rPr>
+          <w:rFonts w:ascii="맑은 고딕" w:hAnsi="맑은 고딕" w:eastAsia="맑은 고딕"/>
+          <w:sz w:val="21"/>
+        </w:rPr>
+        <w:t xml:space="preserve"> 과 그 위에 얹힌 HAIP 별칭 </w:t>
+      </w:r>
+      <w:r>
+        <w:rPr>
+          <w:rFonts w:ascii="Consolas" w:hAnsi="Consolas" w:eastAsia="Consolas" w:cs="Consolas"/>
+          <w:sz w:val="20"/>
+        </w:rPr>
+        <w:t xml:space="preserve">169.254.27.118</w:t>
+      </w:r>
+      <w:r>
+        <w:rPr>
+          <w:rFonts w:ascii="맑은 고딕" w:hAnsi="맑은 고딕" w:eastAsia="맑은 고딕"/>
+          <w:sz w:val="21"/>
+        </w:rPr>
+        <w:t xml:space="preserve"> 이다.</w:t>
       </w:r>
     </w:p>
     <w:p>
@@ -394,7 +534,35 @@
           <w:rFonts w:ascii="맑은 고딕" w:hAnsi="맑은 고딕" w:eastAsia="맑은 고딕"/>
           <w:sz w:val="21"/>
         </w:rPr>
-        <w:t>데이터베이스는 별칭 쪽을 쓴다. 그래서 `GV$CLUSTER_INTERCONNECTS` 에 `ens160:1` 과 링크 로컬 주소가 나온다.</w:t>
+        <w:t xml:space="preserve">데이터베이스는 별칭 쪽을 쓴다. 그래서 </w:t>
+      </w:r>
+      <w:r>
+        <w:rPr>
+          <w:rFonts w:ascii="Consolas" w:hAnsi="Consolas" w:eastAsia="Consolas" w:cs="Consolas"/>
+          <w:sz w:val="20"/>
+        </w:rPr>
+        <w:t xml:space="preserve">GV$CLUSTER_INTERCONNECTS</w:t>
+      </w:r>
+      <w:r>
+        <w:rPr>
+          <w:rFonts w:ascii="맑은 고딕" w:hAnsi="맑은 고딕" w:eastAsia="맑은 고딕"/>
+          <w:sz w:val="21"/>
+        </w:rPr>
+        <w:t xml:space="preserve"> 에 </w:t>
+      </w:r>
+      <w:r>
+        <w:rPr>
+          <w:rFonts w:ascii="Consolas" w:hAnsi="Consolas" w:eastAsia="Consolas" w:cs="Consolas"/>
+          <w:sz w:val="20"/>
+        </w:rPr>
+        <w:t xml:space="preserve">ens160:1</w:t>
+      </w:r>
+      <w:r>
+        <w:rPr>
+          <w:rFonts w:ascii="맑은 고딕" w:hAnsi="맑은 고딕" w:eastAsia="맑은 고딕"/>
+          <w:sz w:val="21"/>
+        </w:rPr>
+        <w:t xml:space="preserve"> 과 링크 로컬 주소가 나온다.</w:t>
       </w:r>
     </w:p>
     <w:p>
@@ -522,7 +690,35 @@
           <w:rFonts w:ascii="맑은 고딕" w:hAnsi="맑은 고딕" w:eastAsia="맑은 고딕"/>
           <w:sz w:val="21"/>
         </w:rPr>
-        <w:t>14장에서 `-init` 목록을 다룰 때 본 그 자원이다. OHAS 가 관리하며 AUTO_START 가 `always` 였다.</w:t>
+        <w:t xml:space="preserve">14장에서 </w:t>
+      </w:r>
+      <w:r>
+        <w:rPr>
+          <w:rFonts w:ascii="Consolas" w:hAnsi="Consolas" w:eastAsia="Consolas" w:cs="Consolas"/>
+          <w:sz w:val="20"/>
+        </w:rPr>
+        <w:t xml:space="preserve">-init</w:t>
+      </w:r>
+      <w:r>
+        <w:rPr>
+          <w:rFonts w:ascii="맑은 고딕" w:hAnsi="맑은 고딕" w:eastAsia="맑은 고딕"/>
+          <w:sz w:val="21"/>
+        </w:rPr>
+        <w:t xml:space="preserve"> 목록을 다룰 때 본 그 자원이다. OHAS 가 관리하며 AUTO_START 가 </w:t>
+      </w:r>
+      <w:r>
+        <w:rPr>
+          <w:rFonts w:ascii="Consolas" w:hAnsi="Consolas" w:eastAsia="Consolas" w:cs="Consolas"/>
+          <w:sz w:val="20"/>
+        </w:rPr>
+        <w:t xml:space="preserve">always</w:t>
+      </w:r>
+      <w:r>
+        <w:rPr>
+          <w:rFonts w:ascii="맑은 고딕" w:hAnsi="맑은 고딕" w:eastAsia="맑은 고딕"/>
+          <w:sz w:val="21"/>
+        </w:rPr>
+        <w:t xml:space="preserve"> 였다.</w:t>
       </w:r>
     </w:p>
     <w:tbl>
@@ -559,19 +755,21 @@
                 <w:rFonts w:ascii="맑은 고딕" w:hAnsi="맑은 고딕" w:eastAsia="맑은 고딕"/>
                 <w:sz w:val="20"/>
               </w:rPr>
-              <w:t>노드가 클러스터에 못 붙거나 `gc` 대기가 비정상적으로 크면 이 순서로 확인한다.</w:t>
-            </w:r>
-          </w:p>
-          <w:p>
-            <w:pPr>
-              <w:spacing w:after="20"/>
-            </w:pPr>
+              <w:t xml:space="preserve">노드가 클러스터에 못 붙거나 </w:t>
+            </w:r>
+            <w:r>
+              <w:rPr>
+                <w:rFonts w:ascii="Consolas" w:hAnsi="Consolas" w:eastAsia="Consolas" w:cs="Consolas"/>
+                <w:sz w:val="19"/>
+              </w:rPr>
+              <w:t xml:space="preserve">gc</w:t>
+            </w:r>
             <w:r>
               <w:rPr>
                 <w:rFonts w:ascii="맑은 고딕" w:hAnsi="맑은 고딕" w:eastAsia="맑은 고딕"/>
                 <w:sz w:val="20"/>
               </w:rPr>
-              <w:t>첫째, `oifcfg getif` 로 어떤 인터페이스가 인터커넥트로 등록되어 있는지 본다. 여기가 틀리면 나머지가 다 틀어진다.</w:t>
+              <w:t xml:space="preserve"> 대기가 비정상적으로 크면 이 순서로 확인한다.</w:t>
             </w:r>
           </w:p>
           <w:p>
@@ -583,19 +781,21 @@
                 <w:rFonts w:ascii="맑은 고딕" w:hAnsi="맑은 고딕" w:eastAsia="맑은 고딕"/>
                 <w:sz w:val="20"/>
               </w:rPr>
-              <w:t>둘째, `/sbin/ip -4 addr show &lt;인터페이스&gt;` 로 물리 주소와 `169.254` 별칭이 함께 있는지 본다. 별칭이 없으면 HAIP 가 안 뜬 것이다.</w:t>
-            </w:r>
-          </w:p>
-          <w:p>
-            <w:pPr>
-              <w:spacing w:after="20"/>
-            </w:pPr>
+              <w:t xml:space="preserve">첫째, </w:t>
+            </w:r>
+            <w:r>
+              <w:rPr>
+                <w:rFonts w:ascii="Consolas" w:hAnsi="Consolas" w:eastAsia="Consolas" w:cs="Consolas"/>
+                <w:sz w:val="19"/>
+              </w:rPr>
+              <w:t xml:space="preserve">oifcfg getif</w:t>
+            </w:r>
             <w:r>
               <w:rPr>
                 <w:rFonts w:ascii="맑은 고딕" w:hAnsi="맑은 고딕" w:eastAsia="맑은 고딕"/>
                 <w:sz w:val="20"/>
               </w:rPr>
-              <w:t>셋째, `crsctl status res ora.cluster_interconnect.haip -init` 로 그 자원이 ONLINE 인지 본다. 노드마다 실행해야 한다.</w:t>
+              <w:t xml:space="preserve"> 로 어떤 인터페이스가 인터커넥트로 등록되어 있는지 본다. 여기가 틀리면 나머지가 다 틀어진다.</w:t>
             </w:r>
           </w:p>
           <w:p>
@@ -607,7 +807,115 @@
                 <w:rFonts w:ascii="맑은 고딕" w:hAnsi="맑은 고딕" w:eastAsia="맑은 고딕"/>
                 <w:sz w:val="20"/>
               </w:rPr>
-              <w:t>넷째, `GV$CLUSTER_INTERCONNECTS` 로 데이터베이스가 무엇을 쓰는지 본다. `IS_PUBLIC` 이 `YES` 면 공용망을 쓰고 있다는 뜻이며 심각한 오구성이다.</w:t>
+              <w:t xml:space="preserve">둘째, </w:t>
+            </w:r>
+            <w:r>
+              <w:rPr>
+                <w:rFonts w:ascii="Consolas" w:hAnsi="Consolas" w:eastAsia="Consolas" w:cs="Consolas"/>
+                <w:sz w:val="19"/>
+              </w:rPr>
+              <w:t xml:space="preserve">/sbin/ip -4 addr show &lt;인터페이스&gt;</w:t>
+            </w:r>
+            <w:r>
+              <w:rPr>
+                <w:rFonts w:ascii="맑은 고딕" w:hAnsi="맑은 고딕" w:eastAsia="맑은 고딕"/>
+                <w:sz w:val="20"/>
+              </w:rPr>
+              <w:t xml:space="preserve"> 로 물리 주소와 </w:t>
+            </w:r>
+            <w:r>
+              <w:rPr>
+                <w:rFonts w:ascii="Consolas" w:hAnsi="Consolas" w:eastAsia="Consolas" w:cs="Consolas"/>
+                <w:sz w:val="19"/>
+              </w:rPr>
+              <w:t xml:space="preserve">169.254</w:t>
+            </w:r>
+            <w:r>
+              <w:rPr>
+                <w:rFonts w:ascii="맑은 고딕" w:hAnsi="맑은 고딕" w:eastAsia="맑은 고딕"/>
+                <w:sz w:val="20"/>
+              </w:rPr>
+              <w:t xml:space="preserve"> 별칭이 함께 있는지 본다. 별칭이 없으면 HAIP 가 안 뜬 것이다.</w:t>
+            </w:r>
+          </w:p>
+          <w:p>
+            <w:pPr>
+              <w:spacing w:after="20"/>
+            </w:pPr>
+            <w:r>
+              <w:rPr>
+                <w:rFonts w:ascii="맑은 고딕" w:hAnsi="맑은 고딕" w:eastAsia="맑은 고딕"/>
+                <w:sz w:val="20"/>
+              </w:rPr>
+              <w:t xml:space="preserve">셋째, </w:t>
+            </w:r>
+            <w:r>
+              <w:rPr>
+                <w:rFonts w:ascii="Consolas" w:hAnsi="Consolas" w:eastAsia="Consolas" w:cs="Consolas"/>
+                <w:sz w:val="19"/>
+              </w:rPr>
+              <w:t xml:space="preserve">crsctl status res ora.cluster_interconnect.haip -init</w:t>
+            </w:r>
+            <w:r>
+              <w:rPr>
+                <w:rFonts w:ascii="맑은 고딕" w:hAnsi="맑은 고딕" w:eastAsia="맑은 고딕"/>
+                <w:sz w:val="20"/>
+              </w:rPr>
+              <w:t xml:space="preserve"> 로 그 자원이 ONLINE 인지 본다. 노드마다 실행해야 한다.</w:t>
+            </w:r>
+          </w:p>
+          <w:p>
+            <w:pPr>
+              <w:spacing w:after="20"/>
+            </w:pPr>
+            <w:r>
+              <w:rPr>
+                <w:rFonts w:ascii="맑은 고딕" w:hAnsi="맑은 고딕" w:eastAsia="맑은 고딕"/>
+                <w:sz w:val="20"/>
+              </w:rPr>
+              <w:t xml:space="preserve">넷째, </w:t>
+            </w:r>
+            <w:r>
+              <w:rPr>
+                <w:rFonts w:ascii="Consolas" w:hAnsi="Consolas" w:eastAsia="Consolas" w:cs="Consolas"/>
+                <w:sz w:val="19"/>
+              </w:rPr>
+              <w:t xml:space="preserve">GV$CLUSTER_INTERCONNECTS</w:t>
+            </w:r>
+            <w:r>
+              <w:rPr>
+                <w:rFonts w:ascii="맑은 고딕" w:hAnsi="맑은 고딕" w:eastAsia="맑은 고딕"/>
+                <w:sz w:val="20"/>
+              </w:rPr>
+              <w:t xml:space="preserve"> 로 데이터베이스가 무엇을 쓰는지 본다. </w:t>
+            </w:r>
+            <w:r>
+              <w:rPr>
+                <w:rFonts w:ascii="Consolas" w:hAnsi="Consolas" w:eastAsia="Consolas" w:cs="Consolas"/>
+                <w:sz w:val="19"/>
+              </w:rPr>
+              <w:t xml:space="preserve">IS_PUBLIC</w:t>
+            </w:r>
+            <w:r>
+              <w:rPr>
+                <w:rFonts w:ascii="맑은 고딕" w:hAnsi="맑은 고딕" w:eastAsia="맑은 고딕"/>
+                <w:sz w:val="20"/>
+              </w:rPr>
+              <w:t xml:space="preserve"> 이 </w:t>
+            </w:r>
+            <w:r>
+              <w:rPr>
+                <w:rFonts w:ascii="Consolas" w:hAnsi="Consolas" w:eastAsia="Consolas" w:cs="Consolas"/>
+                <w:sz w:val="19"/>
+              </w:rPr>
+              <w:t xml:space="preserve">YES</w:t>
+            </w:r>
+            <w:r>
+              <w:rPr>
+                <w:rFonts w:ascii="맑은 고딕" w:hAnsi="맑은 고딕" w:eastAsia="맑은 고딕"/>
+                <w:sz w:val="20"/>
+              </w:rPr>
+              <w:t xml:space="preserve"> 면 공용망을 쓰고 있다는 뜻이며 심각한 오구성이다.</w:t>
             </w:r>
           </w:p>
           <w:p>
@@ -916,19 +1224,61 @@
     <w:p>
       <w:r>
         <w:rPr>
+          <w:rFonts w:ascii="Consolas" w:hAnsi="Consolas" w:eastAsia="Consolas" w:cs="Consolas"/>
+          <w:sz w:val="20"/>
+        </w:rPr>
+        <w:t xml:space="preserve">received</w:t>
+      </w:r>
+      <w:r>
+        <w:rPr>
           <w:rFonts w:ascii="맑은 고딕" w:hAnsi="맑은 고딕" w:eastAsia="맑은 고딕"/>
           <w:sz w:val="21"/>
         </w:rPr>
-        <w:t>`received` 와 `served` 가 짝을 이룬다. 한 인스턴스가 받은 것은 다른 인스턴스가 보낸 것이다.</w:t>
+        <w:t xml:space="preserve"> 와 </w:t>
+      </w:r>
+      <w:r>
+        <w:rPr>
+          <w:rFonts w:ascii="Consolas" w:hAnsi="Consolas" w:eastAsia="Consolas" w:cs="Consolas"/>
+          <w:sz w:val="20"/>
+        </w:rPr>
+        <w:t xml:space="preserve">served</w:t>
+      </w:r>
+      <w:r>
+        <w:rPr>
+          <w:rFonts w:ascii="맑은 고딕" w:hAnsi="맑은 고딕" w:eastAsia="맑은 고딕"/>
+          <w:sz w:val="21"/>
+        </w:rPr>
+        <w:t xml:space="preserve"> 가 짝을 이룬다. 한 인스턴스가 받은 것은 다른 인스턴스가 보낸 것이다.</w:t>
       </w:r>
     </w:p>
     <w:p>
       <w:r>
         <w:rPr>
+          <w:rFonts w:ascii="Consolas" w:hAnsi="Consolas" w:eastAsia="Consolas" w:cs="Consolas"/>
+          <w:sz w:val="20"/>
+        </w:rPr>
+        <w:t xml:space="preserve">local grants</w:t>
+      </w:r>
+      <w:r>
+        <w:rPr>
           <w:rFonts w:ascii="맑은 고딕" w:hAnsi="맑은 고딕" w:eastAsia="맑은 고딕"/>
           <w:sz w:val="21"/>
         </w:rPr>
-        <w:t>`local grants` 와 `remote grants` 의 비율이 중요하다. 로컬이 많을수록 좋다. 자기 노드에서 처리한 것이므로 인터커넥트를 타지 않았다는 뜻이다.</w:t>
+        <w:t xml:space="preserve"> 와 </w:t>
+      </w:r>
+      <w:r>
+        <w:rPr>
+          <w:rFonts w:ascii="Consolas" w:hAnsi="Consolas" w:eastAsia="Consolas" w:cs="Consolas"/>
+          <w:sz w:val="20"/>
+        </w:rPr>
+        <w:t xml:space="preserve">remote grants</w:t>
+      </w:r>
+      <w:r>
+        <w:rPr>
+          <w:rFonts w:ascii="맑은 고딕" w:hAnsi="맑은 고딕" w:eastAsia="맑은 고딕"/>
+          <w:sz w:val="21"/>
+        </w:rPr>
+        <w:t xml:space="preserve"> 의 비율이 중요하다. 로컬이 많을수록 좋다. 자기 노드에서 처리한 것이므로 인터커넥트를 타지 않았다는 뜻이다.</w:t>
       </w:r>
     </w:p>
     <w:p>
@@ -953,7 +1303,21 @@
           <w:rFonts w:ascii="맑은 고딕" w:hAnsi="맑은 고딕" w:eastAsia="맑은 고딕"/>
           <w:sz w:val="21"/>
         </w:rPr>
-        <w:t>RAC 에만 있는 대기 이벤트는 대부분 `gc` 로 시작한다. Global Cache 의 약자이며 13장에서 다룬 캐시 퓨전이 만드는 대기다.</w:t>
+        <w:t xml:space="preserve">RAC 에만 있는 대기 이벤트는 대부분 </w:t>
+      </w:r>
+      <w:r>
+        <w:rPr>
+          <w:rFonts w:ascii="Consolas" w:hAnsi="Consolas" w:eastAsia="Consolas" w:cs="Consolas"/>
+          <w:sz w:val="20"/>
+        </w:rPr>
+        <w:t xml:space="preserve">gc</w:t>
+      </w:r>
+      <w:r>
+        <w:rPr>
+          <w:rFonts w:ascii="맑은 고딕" w:hAnsi="맑은 고딕" w:eastAsia="맑은 고딕"/>
+          <w:sz w:val="21"/>
+        </w:rPr>
+        <w:t xml:space="preserve"> 로 시작한다. Global Cache 의 약자이며 13장에서 다룬 캐시 퓨전이 만드는 대기다.</w:t>
       </w:r>
     </w:p>
     <w:p>
@@ -1195,10 +1559,31 @@
     <w:p>
       <w:r>
         <w:rPr>
+          <w:rFonts w:ascii="Consolas" w:hAnsi="Consolas" w:eastAsia="Consolas" w:cs="Consolas"/>
+          <w:sz w:val="20"/>
+        </w:rPr>
+        <w:t xml:space="preserve">WAIT_CLASS</w:t>
+      </w:r>
+      <w:r>
+        <w:rPr>
           <w:rFonts w:ascii="맑은 고딕" w:hAnsi="맑은 고딕" w:eastAsia="맑은 고딕"/>
           <w:sz w:val="21"/>
         </w:rPr>
-        <w:t>`WAIT_CLASS` 가 모두 `Cluster` 다. 이 클래스만 걸러 보면 RAC 특유의 대기를 한 번에 볼 수 있다.</w:t>
+        <w:t xml:space="preserve"> 가 모두 </w:t>
+      </w:r>
+      <w:r>
+        <w:rPr>
+          <w:rFonts w:ascii="Consolas" w:hAnsi="Consolas" w:eastAsia="Consolas" w:cs="Consolas"/>
+          <w:sz w:val="20"/>
+        </w:rPr>
+        <w:t xml:space="preserve">Cluster</w:t>
+      </w:r>
+      <w:r>
+        <w:rPr>
+          <w:rFonts w:ascii="맑은 고딕" w:hAnsi="맑은 고딕" w:eastAsia="맑은 고딕"/>
+          <w:sz w:val="21"/>
+        </w:rPr>
+        <w:t xml:space="preserve"> 다. 이 클래스만 걸러 보면 RAC 특유의 대기를 한 번에 볼 수 있다.</w:t>
       </w:r>
     </w:p>
     <w:p>
@@ -1408,37 +1793,93 @@
     <w:p>
       <w:r>
         <w:rPr>
+          <w:rFonts w:ascii="Consolas" w:hAnsi="Consolas" w:eastAsia="Consolas" w:cs="Consolas"/>
+          <w:sz w:val="20"/>
+        </w:rPr>
+        <w:t xml:space="preserve">gc cr block 2-way</w:t>
+      </w:r>
+      <w:r>
+        <w:rPr>
           <w:rFonts w:ascii="맑은 고딕" w:hAnsi="맑은 고딕" w:eastAsia="맑은 고딕"/>
           <w:sz w:val="21"/>
         </w:rPr>
-        <w:t>`gc cr block 2-way` 는 읽기 일관성 블록을 다른 인스턴스에서 한 번에 받았다는 뜻이다. 정상이며 빠르다.</w:t>
+        <w:t xml:space="preserve"> 는 읽기 일관성 블록을 다른 인스턴스에서 한 번에 받았다는 뜻이다. 정상이며 빠르다.</w:t>
       </w:r>
     </w:p>
     <w:p>
       <w:r>
         <w:rPr>
+          <w:rFonts w:ascii="Consolas" w:hAnsi="Consolas" w:eastAsia="Consolas" w:cs="Consolas"/>
+          <w:sz w:val="20"/>
+        </w:rPr>
+        <w:t xml:space="preserve">gc current block 2-way</w:t>
+      </w:r>
+      <w:r>
+        <w:rPr>
           <w:rFonts w:ascii="맑은 고딕" w:hAnsi="맑은 고딕" w:eastAsia="맑은 고딕"/>
           <w:sz w:val="21"/>
         </w:rPr>
-        <w:t>`gc current block 2-way` 는 현재 블록을 받았다는 뜻이다. 수정하려면 이쪽이 필요하다.</w:t>
+        <w:t xml:space="preserve"> 는 현재 블록을 받았다는 뜻이다. 수정하려면 이쪽이 필요하다.</w:t>
       </w:r>
     </w:p>
     <w:p>
       <w:r>
         <w:rPr>
+          <w:rFonts w:ascii="Consolas" w:hAnsi="Consolas" w:eastAsia="Consolas" w:cs="Consolas"/>
+          <w:sz w:val="20"/>
+        </w:rPr>
+        <w:t xml:space="preserve">2-way</w:t>
+      </w:r>
+      <w:r>
+        <w:rPr>
           <w:rFonts w:ascii="맑은 고딕" w:hAnsi="맑은 고딕" w:eastAsia="맑은 고딕"/>
           <w:sz w:val="21"/>
         </w:rPr>
-        <w:t>`2-way` 는 요청한 인스턴스와 가진 인스턴스 사이에서 끝났다는 뜻이다. `3-way` 는 자원 마스터가 제3의 인스턴스여서 한 번 더 거친 경우이며 노드가 셋 이상일 때만 나온다. 이 랩은 2 노드이므로 `3-way` 가 없다.</w:t>
+        <w:t xml:space="preserve"> 는 요청한 인스턴스와 가진 인스턴스 사이에서 끝났다는 뜻이다. </w:t>
+      </w:r>
+      <w:r>
+        <w:rPr>
+          <w:rFonts w:ascii="Consolas" w:hAnsi="Consolas" w:eastAsia="Consolas" w:cs="Consolas"/>
+          <w:sz w:val="20"/>
+        </w:rPr>
+        <w:t xml:space="preserve">3-way</w:t>
+      </w:r>
+      <w:r>
+        <w:rPr>
+          <w:rFonts w:ascii="맑은 고딕" w:hAnsi="맑은 고딕" w:eastAsia="맑은 고딕"/>
+          <w:sz w:val="21"/>
+        </w:rPr>
+        <w:t xml:space="preserve"> 는 자원 마스터가 제3의 인스턴스여서 한 번 더 거친 경우이며 노드가 셋 이상일 때만 나온다. 이 랩은 2 노드이므로 </w:t>
+      </w:r>
+      <w:r>
+        <w:rPr>
+          <w:rFonts w:ascii="Consolas" w:hAnsi="Consolas" w:eastAsia="Consolas" w:cs="Consolas"/>
+          <w:sz w:val="20"/>
+        </w:rPr>
+        <w:t xml:space="preserve">3-way</w:t>
+      </w:r>
+      <w:r>
+        <w:rPr>
+          <w:rFonts w:ascii="맑은 고딕" w:hAnsi="맑은 고딕" w:eastAsia="맑은 고딕"/>
+          <w:sz w:val="21"/>
+        </w:rPr>
+        <w:t xml:space="preserve"> 가 없다.</w:t>
       </w:r>
     </w:p>
     <w:p>
       <w:r>
         <w:rPr>
+          <w:rFonts w:ascii="Consolas" w:hAnsi="Consolas" w:eastAsia="Consolas" w:cs="Consolas"/>
+          <w:sz w:val="20"/>
+        </w:rPr>
+        <w:t xml:space="preserve">busy</w:t>
+      </w:r>
+      <w:r>
+        <w:rPr>
           <w:rFonts w:ascii="맑은 고딕" w:hAnsi="맑은 고딕" w:eastAsia="맑은 고딕"/>
           <w:sz w:val="21"/>
         </w:rPr>
-        <w:t>`busy` 가 붙으면 상대가 그 블록을 쓰고 있어 기다렸다는 뜻이다. 경합의 신호다.</w:t>
+        <w:t xml:space="preserve"> 가 붙으면 상대가 그 블록을 쓰고 있어 기다렸다는 뜻이다. 경합의 신호다.</w:t>
       </w:r>
     </w:p>
     <w:p>
@@ -2215,16 +2656,51 @@
           <w:rFonts w:ascii="맑은 고딕" w:hAnsi="맑은 고딕" w:eastAsia="맑은 고딕"/>
           <w:sz w:val="21"/>
         </w:rPr>
-        <w:t>순위가 바뀌었다. 실험 전에는 `gc current block 2-way` 가 1 위였는데 이제 `gc current block busy` 가 양 노드에서 1 위다.</w:t>
+        <w:t xml:space="preserve">순위가 바뀌었다. 실험 전에는 </w:t>
+      </w:r>
+      <w:r>
+        <w:rPr>
+          <w:rFonts w:ascii="Consolas" w:hAnsi="Consolas" w:eastAsia="Consolas" w:cs="Consolas"/>
+          <w:sz w:val="20"/>
+        </w:rPr>
+        <w:t xml:space="preserve">gc current block 2-way</w:t>
+      </w:r>
+      <w:r>
+        <w:rPr>
+          <w:rFonts w:ascii="맑은 고딕" w:hAnsi="맑은 고딕" w:eastAsia="맑은 고딕"/>
+          <w:sz w:val="21"/>
+        </w:rPr>
+        <w:t xml:space="preserve"> 가 1 위였는데 이제 </w:t>
+      </w:r>
+      <w:r>
+        <w:rPr>
+          <w:rFonts w:ascii="Consolas" w:hAnsi="Consolas" w:eastAsia="Consolas" w:cs="Consolas"/>
+          <w:sz w:val="20"/>
+        </w:rPr>
+        <w:t xml:space="preserve">gc current block busy</w:t>
+      </w:r>
+      <w:r>
+        <w:rPr>
+          <w:rFonts w:ascii="맑은 고딕" w:hAnsi="맑은 고딕" w:eastAsia="맑은 고딕"/>
+          <w:sz w:val="21"/>
+        </w:rPr>
+        <w:t xml:space="preserve"> 가 양 노드에서 1 위다.</w:t>
       </w:r>
     </w:p>
     <w:p>
       <w:r>
         <w:rPr>
+          <w:rFonts w:ascii="Consolas" w:hAnsi="Consolas" w:eastAsia="Consolas" w:cs="Consolas"/>
+          <w:sz w:val="20"/>
+        </w:rPr>
+        <w:t xml:space="preserve">busy</w:t>
+      </w:r>
+      <w:r>
+        <w:rPr>
           <w:rFonts w:ascii="맑은 고딕" w:hAnsi="맑은 고딕" w:eastAsia="맑은 고딕"/>
           <w:sz w:val="21"/>
         </w:rPr>
-        <w:t>`busy` 가 붙었다는 것이 핵심이다. 상대가 그 블록을 쓰고 있어 기다렸다는 뜻이며 정확히 우리가 만든 상황이다.</w:t>
+        <w:t xml:space="preserve"> 가 붙었다는 것이 핵심이다. 상대가 그 블록을 쓰고 있어 기다렸다는 뜻이며 정확히 우리가 만든 상황이다.</w:t>
       </w:r>
     </w:p>
     <w:p>
@@ -2233,16 +2709,37 @@
           <w:rFonts w:ascii="맑은 고딕" w:hAnsi="맑은 고딕" w:eastAsia="맑은 고딕"/>
           <w:sz w:val="21"/>
         </w:rPr>
-        <w:t>평균 대기가 0.42~0.44 센티초, 즉 4 밀리초 남짓이다. `2-way` 의 0.19 보다 두 배 넘게 길다.</w:t>
+        <w:t xml:space="preserve">평균 대기가 0.42~0.44 센티초, 즉 4 밀리초 남짓이다. </w:t>
+      </w:r>
+      <w:r>
+        <w:rPr>
+          <w:rFonts w:ascii="Consolas" w:hAnsi="Consolas" w:eastAsia="Consolas" w:cs="Consolas"/>
+          <w:sz w:val="20"/>
+        </w:rPr>
+        <w:t xml:space="preserve">2-way</w:t>
+      </w:r>
+      <w:r>
+        <w:rPr>
+          <w:rFonts w:ascii="맑은 고딕" w:hAnsi="맑은 고딕" w:eastAsia="맑은 고딕"/>
+          <w:sz w:val="21"/>
+        </w:rPr>
+        <w:t xml:space="preserve"> 의 0.19 보다 두 배 넘게 길다.</w:t>
       </w:r>
     </w:p>
     <w:p>
       <w:r>
         <w:rPr>
+          <w:rFonts w:ascii="Consolas" w:hAnsi="Consolas" w:eastAsia="Consolas" w:cs="Consolas"/>
+          <w:sz w:val="20"/>
+        </w:rPr>
+        <w:t xml:space="preserve">gc buffer busy release</w:t>
+      </w:r>
+      <w:r>
+        <w:rPr>
           <w:rFonts w:ascii="맑은 고딕" w:hAnsi="맑은 고딕" w:eastAsia="맑은 고딕"/>
           <w:sz w:val="21"/>
         </w:rPr>
-        <w:t>`gc buffer busy release` 도 1000 회 가까이 나왔다. 이것은 다른 세션이 그 블록을 보내는 중이라 기다린 것이다. 같은 경합의 다른 얼굴이다.</w:t>
+        <w:t xml:space="preserve"> 도 1000 회 가까이 나왔다. 이것은 다른 세션이 그 블록을 보내는 중이라 기다린 것이다. 같은 경합의 다른 얼굴이다.</w:t>
       </w:r>
     </w:p>
     <w:p>
@@ -2440,10 +2937,17 @@
     <w:p>
       <w:r>
         <w:rPr>
+          <w:rFonts w:ascii="Consolas" w:hAnsi="Consolas" w:eastAsia="Consolas" w:cs="Consolas"/>
+          <w:sz w:val="20"/>
+        </w:rPr>
+        <w:t xml:space="preserve">CH20_T</w:t>
+      </w:r>
+      <w:r>
+        <w:rPr>
           <w:rFonts w:ascii="맑은 고딕" w:hAnsi="맑은 고딕" w:eastAsia="맑은 고딕"/>
           <w:sz w:val="21"/>
         </w:rPr>
-        <w:t>`CH20_T` 하나가 양 노드에서 3786 과 3787 을 받았다. 앞 절의 전체 증가분과 거의 같다. 범인이 특정되었다.</w:t>
+        <w:t xml:space="preserve"> 하나가 양 노드에서 3786 과 3787 을 받았다. 앞 절의 전체 증가분과 거의 같다. 범인이 특정되었다.</w:t>
       </w:r>
     </w:p>
     <w:p>
@@ -2452,7 +2956,21 @@
           <w:rFonts w:ascii="맑은 고딕" w:hAnsi="맑은 고딕" w:eastAsia="맑은 고딕"/>
           <w:sz w:val="21"/>
         </w:rPr>
-        <w:t>이것이 `GV$SEGMENT_STATISTICS` 를 쓰는 이유다. 시스템 전체 대기가 크다는 것을 알아도 어느 테이블이 원인인지 모르면 손을 못 댄다.</w:t>
+        <w:t xml:space="preserve">이것이 </w:t>
+      </w:r>
+      <w:r>
+        <w:rPr>
+          <w:rFonts w:ascii="Consolas" w:hAnsi="Consolas" w:eastAsia="Consolas" w:cs="Consolas"/>
+          <w:sz w:val="20"/>
+        </w:rPr>
+        <w:t xml:space="preserve">GV$SEGMENT_STATISTICS</w:t>
+      </w:r>
+      <w:r>
+        <w:rPr>
+          <w:rFonts w:ascii="맑은 고딕" w:hAnsi="맑은 고딕" w:eastAsia="맑은 고딕"/>
+          <w:sz w:val="21"/>
+        </w:rPr>
+        <w:t xml:space="preserve"> 를 쓰는 이유다. 시스템 전체 대기가 크다는 것을 알아도 어느 테이블이 원인인지 모르면 손을 못 댄다.</w:t>
       </w:r>
     </w:p>
     <w:tbl>
@@ -2655,28 +3173,105 @@
     <w:p>
       <w:r>
         <w:rPr>
+          <w:rFonts w:ascii="Consolas" w:hAnsi="Consolas" w:eastAsia="Consolas" w:cs="Consolas"/>
+          <w:sz w:val="20"/>
+        </w:rPr>
+        <w:t xml:space="preserve">data block</w:t>
+      </w:r>
+      <w:r>
+        <w:rPr>
           <w:rFonts w:ascii="맑은 고딕" w:hAnsi="맑은 고딕" w:eastAsia="맑은 고딕"/>
           <w:sz w:val="21"/>
         </w:rPr>
-        <w:t>`data block` 의 `CURRENT_BUSY` 가 4407 과 4452 로 가장 크다. 실제 데이터 블록을 두고 다툰 것이다.</w:t>
+        <w:t xml:space="preserve"> 의 </w:t>
+      </w:r>
+      <w:r>
+        <w:rPr>
+          <w:rFonts w:ascii="Consolas" w:hAnsi="Consolas" w:eastAsia="Consolas" w:cs="Consolas"/>
+          <w:sz w:val="20"/>
+        </w:rPr>
+        <w:t xml:space="preserve">CURRENT_BUSY</w:t>
+      </w:r>
+      <w:r>
+        <w:rPr>
+          <w:rFonts w:ascii="맑은 고딕" w:hAnsi="맑은 고딕" w:eastAsia="맑은 고딕"/>
+          <w:sz w:val="21"/>
+        </w:rPr>
+        <w:t xml:space="preserve"> 가 4407 과 4452 로 가장 크다. 실제 데이터 블록을 두고 다툰 것이다.</w:t>
       </w:r>
     </w:p>
     <w:p>
       <w:r>
         <w:rPr>
+          <w:rFonts w:ascii="Consolas" w:hAnsi="Consolas" w:eastAsia="Consolas" w:cs="Consolas"/>
+          <w:sz w:val="20"/>
+        </w:rPr>
+        <w:t xml:space="preserve">undo header</w:t>
+      </w:r>
+      <w:r>
+        <w:rPr>
           <w:rFonts w:ascii="맑은 고딕" w:hAnsi="맑은 고딕" w:eastAsia="맑은 고딕"/>
           <w:sz w:val="21"/>
         </w:rPr>
-        <w:t>`undo header` 의 `CR_BLOCK` 이 2009 와 3634 로 크다. 읽기 일관성 사본을 만들려면 상대의 UNDO 헤더를 봐야 하기 때문이다. 13장에서 UNDO 를 인스턴스별로 나눈 것이 여기서 비용으로 나타난다.</w:t>
+        <w:t xml:space="preserve"> 의 </w:t>
+      </w:r>
+      <w:r>
+        <w:rPr>
+          <w:rFonts w:ascii="Consolas" w:hAnsi="Consolas" w:eastAsia="Consolas" w:cs="Consolas"/>
+          <w:sz w:val="20"/>
+        </w:rPr>
+        <w:t xml:space="preserve">CR_BLOCK</w:t>
+      </w:r>
+      <w:r>
+        <w:rPr>
+          <w:rFonts w:ascii="맑은 고딕" w:hAnsi="맑은 고딕" w:eastAsia="맑은 고딕"/>
+          <w:sz w:val="21"/>
+        </w:rPr>
+        <w:t xml:space="preserve"> 이 2009 와 3634 로 크다. 읽기 일관성 사본을 만들려면 상대의 UNDO 헤더를 봐야 하기 때문이다. 13장에서 UNDO 를 인스턴스별로 나눈 것이 여기서 비용으로 나타난다.</w:t>
       </w:r>
     </w:p>
     <w:p>
       <w:r>
         <w:rPr>
+          <w:rFonts w:ascii="Consolas" w:hAnsi="Consolas" w:eastAsia="Consolas" w:cs="Consolas"/>
+          <w:sz w:val="20"/>
+        </w:rPr>
+        <w:t xml:space="preserve">CR_2HOP</w:t>
+      </w:r>
+      <w:r>
+        <w:rPr>
           <w:rFonts w:ascii="맑은 고딕" w:hAnsi="맑은 고딕" w:eastAsia="맑은 고딕"/>
           <w:sz w:val="21"/>
         </w:rPr>
-        <w:t>`CR_2HOP` 이 `CR_BLOCK` 과 항상 같다. 2 노드 클러스터에서는 모든 전송이 2-way 이므로 당연하다. 노드가 셋 이상이면 `3HOP` 열에 값이 생긴다.</w:t>
+        <w:t xml:space="preserve"> 이 </w:t>
+      </w:r>
+      <w:r>
+        <w:rPr>
+          <w:rFonts w:ascii="Consolas" w:hAnsi="Consolas" w:eastAsia="Consolas" w:cs="Consolas"/>
+          <w:sz w:val="20"/>
+        </w:rPr>
+        <w:t xml:space="preserve">CR_BLOCK</w:t>
+      </w:r>
+      <w:r>
+        <w:rPr>
+          <w:rFonts w:ascii="맑은 고딕" w:hAnsi="맑은 고딕" w:eastAsia="맑은 고딕"/>
+          <w:sz w:val="21"/>
+        </w:rPr>
+        <w:t xml:space="preserve"> 과 항상 같다. 2 노드 클러스터에서는 모든 전송이 2-way 이므로 당연하다. 노드가 셋 이상이면 </w:t>
+      </w:r>
+      <w:r>
+        <w:rPr>
+          <w:rFonts w:ascii="Consolas" w:hAnsi="Consolas" w:eastAsia="Consolas" w:cs="Consolas"/>
+          <w:sz w:val="20"/>
+        </w:rPr>
+        <w:t xml:space="preserve">3HOP</w:t>
+      </w:r>
+      <w:r>
+        <w:rPr>
+          <w:rFonts w:ascii="맑은 고딕" w:hAnsi="맑은 고딕" w:eastAsia="맑은 고딕"/>
+          <w:sz w:val="21"/>
+        </w:rPr>
+        <w:t xml:space="preserve"> 열에 값이 생긴다.</w:t>
       </w:r>
     </w:p>
     <w:tbl>
@@ -2713,19 +3308,21 @@
                 <w:rFonts w:ascii="맑은 고딕" w:hAnsi="맑은 고딕" w:eastAsia="맑은 고딕"/>
                 <w:sz w:val="20"/>
               </w:rPr>
-              <w:t>개발팀이 "RAC 로 옮긴 뒤 느려졌다" 고 한다. AWR 을 보니 상위 대기가 `gc current block busy` 다. 무엇부터 보는가.</w:t>
-            </w:r>
-          </w:p>
-          <w:p>
-            <w:pPr>
-              <w:spacing w:after="20"/>
-            </w:pPr>
+              <w:t xml:space="preserve">개발팀이 "RAC 로 옮긴 뒤 느려졌다" 고 한다. AWR 을 보니 상위 대기가 </w:t>
+            </w:r>
+            <w:r>
+              <w:rPr>
+                <w:rFonts w:ascii="Consolas" w:hAnsi="Consolas" w:eastAsia="Consolas" w:cs="Consolas"/>
+                <w:sz w:val="19"/>
+              </w:rPr>
+              <w:t xml:space="preserve">gc current block busy</w:t>
+            </w:r>
             <w:r>
               <w:rPr>
                 <w:rFonts w:ascii="맑은 고딕" w:hAnsi="맑은 고딕" w:eastAsia="맑은 고딕"/>
                 <w:sz w:val="20"/>
               </w:rPr>
-              <w:t>첫째, 정말 문제인지 판단한다. `gc` 대기가 있는 것 자체는 정상이다. 전체 DB 시간에서 차지하는 비율을 본다. 몇 퍼센트면 신경 쓸 일이 아니다.</w:t>
+              <w:t xml:space="preserve"> 다. 무엇부터 보는가.</w:t>
             </w:r>
           </w:p>
           <w:p>
@@ -2737,19 +3334,21 @@
                 <w:rFonts w:ascii="맑은 고딕" w:hAnsi="맑은 고딕" w:eastAsia="맑은 고딕"/>
                 <w:sz w:val="20"/>
               </w:rPr>
-              <w:t>둘째, `busy` 인지 `2-way` 인지 본다. `2-way` 가 대부분이면 그냥 블록이 많이 오가는 것이고 인터커넥트 대역폭 문제일 수 있다. `busy` 가 많으면 같은 블록을 두고 다투는 것이며 애플리케이션 설계 문제다.</w:t>
-            </w:r>
-          </w:p>
-          <w:p>
-            <w:pPr>
-              <w:spacing w:after="20"/>
-            </w:pPr>
+              <w:t xml:space="preserve">첫째, 정말 문제인지 판단한다. </w:t>
+            </w:r>
+            <w:r>
+              <w:rPr>
+                <w:rFonts w:ascii="Consolas" w:hAnsi="Consolas" w:eastAsia="Consolas" w:cs="Consolas"/>
+                <w:sz w:val="19"/>
+              </w:rPr>
+              <w:t xml:space="preserve">gc</w:t>
+            </w:r>
             <w:r>
               <w:rPr>
                 <w:rFonts w:ascii="맑은 고딕" w:hAnsi="맑은 고딕" w:eastAsia="맑은 고딕"/>
                 <w:sz w:val="20"/>
               </w:rPr>
-              <w:t>셋째, `GV$SEGMENT_STATISTICS` 로 어느 세그먼트인지 특정한다. 대개 소수의 테이블이나 인덱스가 대부분을 만든다.</w:t>
+              <w:t xml:space="preserve"> 대기가 있는 것 자체는 정상이다. 전체 DB 시간에서 차지하는 비율을 본다. 몇 퍼센트면 신경 쓸 일이 아니다.</w:t>
             </w:r>
           </w:p>
           <w:p>
@@ -2761,19 +3360,141 @@
                 <w:rFonts w:ascii="맑은 고딕" w:hAnsi="맑은 고딕" w:eastAsia="맑은 고딕"/>
                 <w:sz w:val="20"/>
               </w:rPr>
-              <w:t>넷째, 그 세그먼트에 무슨 일이 일어나는지 본다. 시퀀스로 채우는 인덱스의 오른쪽 끝, 상태 플래그를 계속 갱신하는 좁은 테이블, 카운터 한 행이 전형적인 범인이다.</w:t>
-            </w:r>
-          </w:p>
-          <w:p>
-            <w:pPr>
-              <w:spacing w:after="20"/>
-            </w:pPr>
+              <w:t xml:space="preserve">둘째, </w:t>
+            </w:r>
+            <w:r>
+              <w:rPr>
+                <w:rFonts w:ascii="Consolas" w:hAnsi="Consolas" w:eastAsia="Consolas" w:cs="Consolas"/>
+                <w:sz w:val="19"/>
+              </w:rPr>
+              <w:t xml:space="preserve">busy</w:t>
+            </w:r>
             <w:r>
               <w:rPr>
                 <w:rFonts w:ascii="맑은 고딕" w:hAnsi="맑은 고딕" w:eastAsia="맑은 고딕"/>
                 <w:sz w:val="20"/>
               </w:rPr>
-              <w:t>다섯째, 고친다. 방법은 셋이다. 서비스를 나눠 그 작업을 한 노드로 모으거나(15장), 시퀀스에 `CACHE` 와 `NOORDER` 를 주고 인덱스를 해시 파티션으로 바꾸거나, 갱신 빈도를 줄이도록 애플리케이션을 고친다.</w:t>
+              <w:t xml:space="preserve"> 인지 </w:t>
+            </w:r>
+            <w:r>
+              <w:rPr>
+                <w:rFonts w:ascii="Consolas" w:hAnsi="Consolas" w:eastAsia="Consolas" w:cs="Consolas"/>
+                <w:sz w:val="19"/>
+              </w:rPr>
+              <w:t xml:space="preserve">2-way</w:t>
+            </w:r>
+            <w:r>
+              <w:rPr>
+                <w:rFonts w:ascii="맑은 고딕" w:hAnsi="맑은 고딕" w:eastAsia="맑은 고딕"/>
+                <w:sz w:val="20"/>
+              </w:rPr>
+              <w:t xml:space="preserve"> 인지 본다. </w:t>
+            </w:r>
+            <w:r>
+              <w:rPr>
+                <w:rFonts w:ascii="Consolas" w:hAnsi="Consolas" w:eastAsia="Consolas" w:cs="Consolas"/>
+                <w:sz w:val="19"/>
+              </w:rPr>
+              <w:t xml:space="preserve">2-way</w:t>
+            </w:r>
+            <w:r>
+              <w:rPr>
+                <w:rFonts w:ascii="맑은 고딕" w:hAnsi="맑은 고딕" w:eastAsia="맑은 고딕"/>
+                <w:sz w:val="20"/>
+              </w:rPr>
+              <w:t xml:space="preserve"> 가 대부분이면 그냥 블록이 많이 오가는 것이고 인터커넥트 대역폭 문제일 수 있다. </w:t>
+            </w:r>
+            <w:r>
+              <w:rPr>
+                <w:rFonts w:ascii="Consolas" w:hAnsi="Consolas" w:eastAsia="Consolas" w:cs="Consolas"/>
+                <w:sz w:val="19"/>
+              </w:rPr>
+              <w:t xml:space="preserve">busy</w:t>
+            </w:r>
+            <w:r>
+              <w:rPr>
+                <w:rFonts w:ascii="맑은 고딕" w:hAnsi="맑은 고딕" w:eastAsia="맑은 고딕"/>
+                <w:sz w:val="20"/>
+              </w:rPr>
+              <w:t xml:space="preserve"> 가 많으면 같은 블록을 두고 다투는 것이며 애플리케이션 설계 문제다.</w:t>
+            </w:r>
+          </w:p>
+          <w:p>
+            <w:pPr>
+              <w:spacing w:after="20"/>
+            </w:pPr>
+            <w:r>
+              <w:rPr>
+                <w:rFonts w:ascii="맑은 고딕" w:hAnsi="맑은 고딕" w:eastAsia="맑은 고딕"/>
+                <w:sz w:val="20"/>
+              </w:rPr>
+              <w:t xml:space="preserve">셋째, </w:t>
+            </w:r>
+            <w:r>
+              <w:rPr>
+                <w:rFonts w:ascii="Consolas" w:hAnsi="Consolas" w:eastAsia="Consolas" w:cs="Consolas"/>
+                <w:sz w:val="19"/>
+              </w:rPr>
+              <w:t xml:space="preserve">GV$SEGMENT_STATISTICS</w:t>
+            </w:r>
+            <w:r>
+              <w:rPr>
+                <w:rFonts w:ascii="맑은 고딕" w:hAnsi="맑은 고딕" w:eastAsia="맑은 고딕"/>
+                <w:sz w:val="20"/>
+              </w:rPr>
+              <w:t xml:space="preserve"> 로 어느 세그먼트인지 특정한다. 대개 소수의 테이블이나 인덱스가 대부분을 만든다.</w:t>
+            </w:r>
+          </w:p>
+          <w:p>
+            <w:pPr>
+              <w:spacing w:after="20"/>
+            </w:pPr>
+            <w:r>
+              <w:rPr>
+                <w:rFonts w:ascii="맑은 고딕" w:hAnsi="맑은 고딕" w:eastAsia="맑은 고딕"/>
+                <w:sz w:val="20"/>
+              </w:rPr>
+              <w:t>넷째, 그 세그먼트에 무슨 일이 일어나는지 본다. 시퀀스로 채우는 인덱스의 오른쪽 끝, 상태 플래그를 계속 갱신하는 좁은 테이블, 카운터 한 행이 전형적인 범인이다.</w:t>
+            </w:r>
+          </w:p>
+          <w:p>
+            <w:pPr>
+              <w:spacing w:after="20"/>
+            </w:pPr>
+            <w:r>
+              <w:rPr>
+                <w:rFonts w:ascii="맑은 고딕" w:hAnsi="맑은 고딕" w:eastAsia="맑은 고딕"/>
+                <w:sz w:val="20"/>
+              </w:rPr>
+              <w:t xml:space="preserve">다섯째, 고친다. 방법은 셋이다. 서비스를 나눠 그 작업을 한 노드로 모으거나(15장), 시퀀스에 </w:t>
+            </w:r>
+            <w:r>
+              <w:rPr>
+                <w:rFonts w:ascii="Consolas" w:hAnsi="Consolas" w:eastAsia="Consolas" w:cs="Consolas"/>
+                <w:sz w:val="19"/>
+              </w:rPr>
+              <w:t xml:space="preserve">CACHE</w:t>
+            </w:r>
+            <w:r>
+              <w:rPr>
+                <w:rFonts w:ascii="맑은 고딕" w:hAnsi="맑은 고딕" w:eastAsia="맑은 고딕"/>
+                <w:sz w:val="20"/>
+              </w:rPr>
+              <w:t xml:space="preserve"> 와 </w:t>
+            </w:r>
+            <w:r>
+              <w:rPr>
+                <w:rFonts w:ascii="Consolas" w:hAnsi="Consolas" w:eastAsia="Consolas" w:cs="Consolas"/>
+                <w:sz w:val="19"/>
+              </w:rPr>
+              <w:t xml:space="preserve">NOORDER</w:t>
+            </w:r>
+            <w:r>
+              <w:rPr>
+                <w:rFonts w:ascii="맑은 고딕" w:hAnsi="맑은 고딕" w:eastAsia="맑은 고딕"/>
+                <w:sz w:val="20"/>
+              </w:rPr>
+              <w:t xml:space="preserve"> 를 주고 인덱스를 해시 파티션으로 바꾸거나, 갱신 빈도를 줄이도록 애플리케이션을 고친다.</w:t>
             </w:r>
           </w:p>
           <w:p>
@@ -2814,7 +3535,21 @@
           <w:rFonts w:ascii="맑은 고딕" w:hAnsi="맑은 고딕" w:eastAsia="맑은 고딕"/>
           <w:sz w:val="21"/>
         </w:rPr>
-        <w:t>11g 와 12c 자료에는 `diagcollection.pl` 로 클러스터 로그를 모으라고 되어 있다. 19c 에서 찾아보면 없다.</w:t>
+        <w:t xml:space="preserve">11g 와 12c 자료에는 </w:t>
+      </w:r>
+      <w:r>
+        <w:rPr>
+          <w:rFonts w:ascii="Consolas" w:hAnsi="Consolas" w:eastAsia="Consolas" w:cs="Consolas"/>
+          <w:sz w:val="20"/>
+        </w:rPr>
+        <w:t xml:space="preserve">diagcollection.pl</w:t>
+      </w:r>
+      <w:r>
+        <w:rPr>
+          <w:rFonts w:ascii="맑은 고딕" w:hAnsi="맑은 고딕" w:eastAsia="맑은 고딕"/>
+          <w:sz w:val="21"/>
+        </w:rPr>
+        <w:t xml:space="preserve"> 로 클러스터 로그를 모으라고 되어 있다. 19c 에서 찾아보면 없다.</w:t>
       </w:r>
     </w:p>
     <w:tbl>
@@ -2998,7 +3733,21 @@
           <w:rFonts w:ascii="맑은 고딕" w:hAnsi="맑은 고딕" w:eastAsia="맑은 고딕"/>
           <w:sz w:val="21"/>
         </w:rPr>
-        <w:t>대신 `tfactl` 이 있다. TFA(Trace File Analyzer)가 그 역할을 넘겨받았다.</w:t>
+        <w:t xml:space="preserve">대신 </w:t>
+      </w:r>
+      <w:r>
+        <w:rPr>
+          <w:rFonts w:ascii="Consolas" w:hAnsi="Consolas" w:eastAsia="Consolas" w:cs="Consolas"/>
+          <w:sz w:val="20"/>
+        </w:rPr>
+        <w:t xml:space="preserve">tfactl</w:t>
+      </w:r>
+      <w:r>
+        <w:rPr>
+          <w:rFonts w:ascii="맑은 고딕" w:hAnsi="맑은 고딕" w:eastAsia="맑은 고딕"/>
+          <w:sz w:val="21"/>
+        </w:rPr>
+        <w:t xml:space="preserve"> 이 있다. TFA(Trace File Analyzer)가 그 역할을 넘겨받았다.</w:t>
       </w:r>
     </w:p>
     <w:tbl>
@@ -3136,10 +3885,17 @@
     <w:p>
       <w:r>
         <w:rPr>
+          <w:rFonts w:ascii="Consolas" w:hAnsi="Consolas" w:eastAsia="Consolas" w:cs="Consolas"/>
+          <w:sz w:val="20"/>
+        </w:rPr>
+        <w:t xml:space="preserve">diagcollection.pl</w:t>
+      </w:r>
+      <w:r>
+        <w:rPr>
           <w:rFonts w:ascii="맑은 고딕" w:hAnsi="맑은 고딕" w:eastAsia="맑은 고딕"/>
           <w:sz w:val="21"/>
         </w:rPr>
-        <w:t>`diagcollection.pl` 은 노드마다 따로 실행해야 했다. TFA 는 그것을 대신해 준다.</w:t>
+        <w:t xml:space="preserve"> 은 노드마다 따로 실행해야 했다. TFA 는 그것을 대신해 준다.</w:t>
       </w:r>
     </w:p>
     <w:p>
@@ -3444,25 +4200,109 @@
           <w:rFonts w:ascii="맑은 고딕" w:hAnsi="맑은 고딕" w:eastAsia="맑은 고딕"/>
           <w:sz w:val="21"/>
         </w:rPr>
-        <w:t>옵션을 읽어 두자. `-crs` 는 컴포넌트 지정이며 `-database`, `-asm`, `-tns` 등이 있다. 지정하지 않으면 전부 모으므로 훨씬 커진다.</w:t>
+        <w:t xml:space="preserve">옵션을 읽어 두자. </w:t>
+      </w:r>
+      <w:r>
+        <w:rPr>
+          <w:rFonts w:ascii="Consolas" w:hAnsi="Consolas" w:eastAsia="Consolas" w:cs="Consolas"/>
+          <w:sz w:val="20"/>
+        </w:rPr>
+        <w:t xml:space="preserve">-crs</w:t>
+      </w:r>
+      <w:r>
+        <w:rPr>
+          <w:rFonts w:ascii="맑은 고딕" w:hAnsi="맑은 고딕" w:eastAsia="맑은 고딕"/>
+          <w:sz w:val="21"/>
+        </w:rPr>
+        <w:t xml:space="preserve"> 는 컴포넌트 지정이며 </w:t>
+      </w:r>
+      <w:r>
+        <w:rPr>
+          <w:rFonts w:ascii="Consolas" w:hAnsi="Consolas" w:eastAsia="Consolas" w:cs="Consolas"/>
+          <w:sz w:val="20"/>
+        </w:rPr>
+        <w:t xml:space="preserve">-database</w:t>
+      </w:r>
+      <w:r>
+        <w:rPr>
+          <w:rFonts w:ascii="맑은 고딕" w:hAnsi="맑은 고딕" w:eastAsia="맑은 고딕"/>
+          <w:sz w:val="21"/>
+        </w:rPr>
+        <w:t xml:space="preserve">, </w:t>
+      </w:r>
+      <w:r>
+        <w:rPr>
+          <w:rFonts w:ascii="Consolas" w:hAnsi="Consolas" w:eastAsia="Consolas" w:cs="Consolas"/>
+          <w:sz w:val="20"/>
+        </w:rPr>
+        <w:t xml:space="preserve">-asm</w:t>
+      </w:r>
+      <w:r>
+        <w:rPr>
+          <w:rFonts w:ascii="맑은 고딕" w:hAnsi="맑은 고딕" w:eastAsia="맑은 고딕"/>
+          <w:sz w:val="21"/>
+        </w:rPr>
+        <w:t xml:space="preserve">, </w:t>
+      </w:r>
+      <w:r>
+        <w:rPr>
+          <w:rFonts w:ascii="Consolas" w:hAnsi="Consolas" w:eastAsia="Consolas" w:cs="Consolas"/>
+          <w:sz w:val="20"/>
+        </w:rPr>
+        <w:t xml:space="preserve">-tns</w:t>
+      </w:r>
+      <w:r>
+        <w:rPr>
+          <w:rFonts w:ascii="맑은 고딕" w:hAnsi="맑은 고딕" w:eastAsia="맑은 고딕"/>
+          <w:sz w:val="21"/>
+        </w:rPr>
+        <w:t xml:space="preserve"> 등이 있다. 지정하지 않으면 전부 모으므로 훨씬 커진다.</w:t>
       </w:r>
     </w:p>
     <w:p>
       <w:r>
         <w:rPr>
+          <w:rFonts w:ascii="Consolas" w:hAnsi="Consolas" w:eastAsia="Consolas" w:cs="Consolas"/>
+          <w:sz w:val="20"/>
+        </w:rPr>
+        <w:t xml:space="preserve">-node local</w:t>
+      </w:r>
+      <w:r>
+        <w:rPr>
           <w:rFonts w:ascii="맑은 고딕" w:hAnsi="맑은 고딕" w:eastAsia="맑은 고딕"/>
           <w:sz w:val="21"/>
         </w:rPr>
-        <w:t>`-node local` 은 이 노드만이라는 뜻이다. `-node all` 이면 모든 노드에서 모아 한곳으로 가져온다. 그만큼 오래 걸린다.</w:t>
+        <w:t xml:space="preserve"> 은 이 노드만이라는 뜻이다. </w:t>
+      </w:r>
+      <w:r>
+        <w:rPr>
+          <w:rFonts w:ascii="Consolas" w:hAnsi="Consolas" w:eastAsia="Consolas" w:cs="Consolas"/>
+          <w:sz w:val="20"/>
+        </w:rPr>
+        <w:t xml:space="preserve">-node all</w:t>
+      </w:r>
+      <w:r>
+        <w:rPr>
+          <w:rFonts w:ascii="맑은 고딕" w:hAnsi="맑은 고딕" w:eastAsia="맑은 고딕"/>
+          <w:sz w:val="21"/>
+        </w:rPr>
+        <w:t xml:space="preserve"> 이면 모든 노드에서 모아 한곳으로 가져온다. 그만큼 오래 걸린다.</w:t>
       </w:r>
     </w:p>
     <w:p>
       <w:r>
         <w:rPr>
+          <w:rFonts w:ascii="Consolas" w:hAnsi="Consolas" w:eastAsia="Consolas" w:cs="Consolas"/>
+          <w:sz w:val="20"/>
+        </w:rPr>
+        <w:t xml:space="preserve">-tag</w:t>
+      </w:r>
+      <w:r>
+        <w:rPr>
           <w:rFonts w:ascii="맑은 고딕" w:hAnsi="맑은 고딕" w:eastAsia="맑은 고딕"/>
           <w:sz w:val="21"/>
         </w:rPr>
-        <w:t>`-tag` 는 저장소 안의 디렉터리 이름이다. 정리할 때 편하다.</w:t>
+        <w:t xml:space="preserve"> 는 저장소 안의 디렉터리 이름이다. 정리할 때 편하다.</w:t>
       </w:r>
     </w:p>
     <w:tbl>
@@ -3644,10 +4484,45 @@
     <w:p>
       <w:r>
         <w:rPr>
+          <w:rFonts w:ascii="Consolas" w:hAnsi="Consolas" w:eastAsia="Consolas" w:cs="Consolas"/>
+          <w:sz w:val="20"/>
+        </w:rPr>
+        <w:t xml:space="preserve">5m</w:t>
+      </w:r>
+      <w:r>
+        <w:rPr>
           <w:rFonts w:ascii="맑은 고딕" w:hAnsi="맑은 고딕" w:eastAsia="맑은 고딕"/>
           <w:sz w:val="21"/>
         </w:rPr>
-        <w:t>`5m` 을 받지 않는다. 시간 단위는 `h`(시간)와 `d`(일)뿐이다.</w:t>
+        <w:t xml:space="preserve"> 을 받지 않는다. 시간 단위는 </w:t>
+      </w:r>
+      <w:r>
+        <w:rPr>
+          <w:rFonts w:ascii="Consolas" w:hAnsi="Consolas" w:eastAsia="Consolas" w:cs="Consolas"/>
+          <w:sz w:val="20"/>
+        </w:rPr>
+        <w:t xml:space="preserve">h</w:t>
+      </w:r>
+      <w:r>
+        <w:rPr>
+          <w:rFonts w:ascii="맑은 고딕" w:hAnsi="맑은 고딕" w:eastAsia="맑은 고딕"/>
+          <w:sz w:val="21"/>
+        </w:rPr>
+        <w:t xml:space="preserve">(시간)와 </w:t>
+      </w:r>
+      <w:r>
+        <w:rPr>
+          <w:rFonts w:ascii="Consolas" w:hAnsi="Consolas" w:eastAsia="Consolas" w:cs="Consolas"/>
+          <w:sz w:val="20"/>
+        </w:rPr>
+        <w:t xml:space="preserve">d</w:t>
+      </w:r>
+      <w:r>
+        <w:rPr>
+          <w:rFonts w:ascii="맑은 고딕" w:hAnsi="맑은 고딕" w:eastAsia="맑은 고딕"/>
+          <w:sz w:val="21"/>
+        </w:rPr>
+        <w:t xml:space="preserve">(일)뿐이다.</w:t>
       </w:r>
     </w:p>
     <w:p>
@@ -3656,7 +4531,21 @@
           <w:rFonts w:ascii="맑은 고딕" w:hAnsi="맑은 고딕" w:eastAsia="맑은 고딕"/>
           <w:sz w:val="21"/>
         </w:rPr>
-        <w:t>오류 메시지가 유효한 예를 알려 주므로 바로 고칠 수 있다. 5 분어치만 보고 싶어도 최소 `1h` 로 받아야 한다.</w:t>
+        <w:t xml:space="preserve">오류 메시지가 유효한 예를 알려 주므로 바로 고칠 수 있다. 5 분어치만 보고 싶어도 최소 </w:t>
+      </w:r>
+      <w:r>
+        <w:rPr>
+          <w:rFonts w:ascii="Consolas" w:hAnsi="Consolas" w:eastAsia="Consolas" w:cs="Consolas"/>
+          <w:sz w:val="20"/>
+        </w:rPr>
+        <w:t xml:space="preserve">1h</w:t>
+      </w:r>
+      <w:r>
+        <w:rPr>
+          <w:rFonts w:ascii="맑은 고딕" w:hAnsi="맑은 고딕" w:eastAsia="맑은 고딕"/>
+          <w:sz w:val="21"/>
+        </w:rPr>
+        <w:t xml:space="preserve"> 로 받아야 한다.</w:t>
       </w:r>
     </w:p>
     <w:tbl>
@@ -3693,19 +4582,89 @@
                 <w:rFonts w:ascii="맑은 고딕" w:hAnsi="맑은 고딕" w:eastAsia="맑은 고딕"/>
                 <w:sz w:val="20"/>
               </w:rPr>
-              <w:t>오라클 지원에 SR 을 열 때는 `-srdc` 를 쓴다. 증상별로 필요한 파일 목록이 미리 정의되어 있어 빠뜨림이 없다. 예를 들어 노드 축출이면 `-srdc dbrac_evictions` 다.</w:t>
-            </w:r>
-          </w:p>
-          <w:p>
-            <w:pPr>
-              <w:spacing w:after="20"/>
-            </w:pPr>
+              <w:t xml:space="preserve">오라클 지원에 SR 을 열 때는 </w:t>
+            </w:r>
+            <w:r>
+              <w:rPr>
+                <w:rFonts w:ascii="Consolas" w:hAnsi="Consolas" w:eastAsia="Consolas" w:cs="Consolas"/>
+                <w:sz w:val="19"/>
+              </w:rPr>
+              <w:t xml:space="preserve">-srdc</w:t>
+            </w:r>
             <w:r>
               <w:rPr>
                 <w:rFonts w:ascii="맑은 고딕" w:hAnsi="맑은 고딕" w:eastAsia="맑은 고딕"/>
                 <w:sz w:val="20"/>
               </w:rPr>
-              <w:t>스스로 분석할 때는 컴포넌트를 좁힌다. 클러스터 문제면 `-crs`, 데이터베이스 문제면 `-database`, ASM 이면 `-asm` 이다.</w:t>
+              <w:t xml:space="preserve"> 를 쓴다. 증상별로 필요한 파일 목록이 미리 정의되어 있어 빠뜨림이 없다. 예를 들어 노드 축출이면 </w:t>
+            </w:r>
+            <w:r>
+              <w:rPr>
+                <w:rFonts w:ascii="Consolas" w:hAnsi="Consolas" w:eastAsia="Consolas" w:cs="Consolas"/>
+                <w:sz w:val="19"/>
+              </w:rPr>
+              <w:t xml:space="preserve">-srdc dbrac_evictions</w:t>
+            </w:r>
+            <w:r>
+              <w:rPr>
+                <w:rFonts w:ascii="맑은 고딕" w:hAnsi="맑은 고딕" w:eastAsia="맑은 고딕"/>
+                <w:sz w:val="20"/>
+              </w:rPr>
+              <w:t xml:space="preserve"> 다.</w:t>
+            </w:r>
+          </w:p>
+          <w:p>
+            <w:pPr>
+              <w:spacing w:after="20"/>
+            </w:pPr>
+            <w:r>
+              <w:rPr>
+                <w:rFonts w:ascii="맑은 고딕" w:hAnsi="맑은 고딕" w:eastAsia="맑은 고딕"/>
+                <w:sz w:val="20"/>
+              </w:rPr>
+              <w:t xml:space="preserve">스스로 분석할 때는 컴포넌트를 좁힌다. 클러스터 문제면 </w:t>
+            </w:r>
+            <w:r>
+              <w:rPr>
+                <w:rFonts w:ascii="Consolas" w:hAnsi="Consolas" w:eastAsia="Consolas" w:cs="Consolas"/>
+                <w:sz w:val="19"/>
+              </w:rPr>
+              <w:t xml:space="preserve">-crs</w:t>
+            </w:r>
+            <w:r>
+              <w:rPr>
+                <w:rFonts w:ascii="맑은 고딕" w:hAnsi="맑은 고딕" w:eastAsia="맑은 고딕"/>
+                <w:sz w:val="20"/>
+              </w:rPr>
+              <w:t xml:space="preserve">, 데이터베이스 문제면 </w:t>
+            </w:r>
+            <w:r>
+              <w:rPr>
+                <w:rFonts w:ascii="Consolas" w:hAnsi="Consolas" w:eastAsia="Consolas" w:cs="Consolas"/>
+                <w:sz w:val="19"/>
+              </w:rPr>
+              <w:t xml:space="preserve">-database</w:t>
+            </w:r>
+            <w:r>
+              <w:rPr>
+                <w:rFonts w:ascii="맑은 고딕" w:hAnsi="맑은 고딕" w:eastAsia="맑은 고딕"/>
+                <w:sz w:val="20"/>
+              </w:rPr>
+              <w:t xml:space="preserve">, ASM 이면 </w:t>
+            </w:r>
+            <w:r>
+              <w:rPr>
+                <w:rFonts w:ascii="Consolas" w:hAnsi="Consolas" w:eastAsia="Consolas" w:cs="Consolas"/>
+                <w:sz w:val="19"/>
+              </w:rPr>
+              <w:t xml:space="preserve">-asm</w:t>
+            </w:r>
+            <w:r>
+              <w:rPr>
+                <w:rFonts w:ascii="맑은 고딕" w:hAnsi="맑은 고딕" w:eastAsia="맑은 고딕"/>
+                <w:sz w:val="20"/>
+              </w:rPr>
+              <w:t xml:space="preserve"> 이다.</w:t>
             </w:r>
           </w:p>
           <w:p>
@@ -5427,7 +6386,21 @@
           <w:rFonts w:ascii="맑은 고딕" w:hAnsi="맑은 고딕" w:eastAsia="맑은 고딕"/>
           <w:sz w:val="21"/>
         </w:rPr>
-        <w:t>스레드 2 는 정리 이후 아직 아카이브를 만들지 않았다. 행이 없으므로 `group by` 결과에서 통째로 빠진 것이다.</w:t>
+        <w:t xml:space="preserve">스레드 2 는 정리 이후 아직 아카이브를 만들지 않았다. 행이 없으므로 </w:t>
+      </w:r>
+      <w:r>
+        <w:rPr>
+          <w:rFonts w:ascii="Consolas" w:hAnsi="Consolas" w:eastAsia="Consolas" w:cs="Consolas"/>
+          <w:sz w:val="20"/>
+        </w:rPr>
+        <w:t xml:space="preserve">group by</w:t>
+      </w:r>
+      <w:r>
+        <w:rPr>
+          <w:rFonts w:ascii="맑은 고딕" w:hAnsi="맑은 고딕" w:eastAsia="맑은 고딕"/>
+          <w:sz w:val="21"/>
+        </w:rPr>
+        <w:t xml:space="preserve"> 결과에서 통째로 빠진 것이다.</w:t>
       </w:r>
     </w:p>
     <w:p>
@@ -5646,7 +6619,21 @@
           <w:rFonts w:ascii="맑은 고딕" w:hAnsi="맑은 고딕" w:eastAsia="맑은 고딕"/>
           <w:sz w:val="21"/>
         </w:rPr>
-        <w:t>이제 스레드 2 가 `archived=0` 으로 보인다. 없다는 사실이 드러났다.</w:t>
+        <w:t xml:space="preserve">이제 스레드 2 가 </w:t>
+      </w:r>
+      <w:r>
+        <w:rPr>
+          <w:rFonts w:ascii="Consolas" w:hAnsi="Consolas" w:eastAsia="Consolas" w:cs="Consolas"/>
+          <w:sz w:val="20"/>
+        </w:rPr>
+        <w:t xml:space="preserve">archived=0</w:t>
+      </w:r>
+      <w:r>
+        <w:rPr>
+          <w:rFonts w:ascii="맑은 고딕" w:hAnsi="맑은 고딕" w:eastAsia="맑은 고딕"/>
+          <w:sz w:val="21"/>
+        </w:rPr>
+        <w:t xml:space="preserve"> 으로 보인다. 없다는 사실이 드러났다.</w:t>
       </w:r>
     </w:p>
     <w:tbl>
@@ -5800,19 +6787,75 @@
                 <w:rFonts w:ascii="맑은 고딕" w:hAnsi="맑은 고딕" w:eastAsia="맑은 고딕"/>
                 <w:sz w:val="20"/>
               </w:rPr>
-              <w:t>스레드는 `V$THREAD`, 인스턴스는 `GV$INSTANCE`, 자원은 기준선 개수가 그 목록이다. 이 랩의 스크립트가 자원 개수를 17 과 비교하는 것도 같은 이유다.</w:t>
-            </w:r>
-          </w:p>
-          <w:p>
-            <w:pPr>
-              <w:spacing w:after="20"/>
-            </w:pPr>
+              <w:t xml:space="preserve">스레드는 </w:t>
+            </w:r>
+            <w:r>
+              <w:rPr>
+                <w:rFonts w:ascii="Consolas" w:hAnsi="Consolas" w:eastAsia="Consolas" w:cs="Consolas"/>
+                <w:sz w:val="19"/>
+              </w:rPr>
+              <w:t xml:space="preserve">V$THREAD</w:t>
+            </w:r>
             <w:r>
               <w:rPr>
                 <w:rFonts w:ascii="맑은 고딕" w:hAnsi="맑은 고딕" w:eastAsia="맑은 고딕"/>
                 <w:sz w:val="20"/>
               </w:rPr>
-              <w:t>같은 함정이 스레드별 CURRENT 조회에도 있다. 장애로 인스턴스 하나가 죽으면 그 스레드가 `V$LOG` 의 CURRENT 목록에서 빠지는데, `group by` 만 쓰면 조용히 사라진다. 뒤의 실습에서 실제로 그렇게 나온다.</w:t>
+              <w:t xml:space="preserve">, 인스턴스는 </w:t>
+            </w:r>
+            <w:r>
+              <w:rPr>
+                <w:rFonts w:ascii="Consolas" w:hAnsi="Consolas" w:eastAsia="Consolas" w:cs="Consolas"/>
+                <w:sz w:val="19"/>
+              </w:rPr>
+              <w:t xml:space="preserve">GV$INSTANCE</w:t>
+            </w:r>
+            <w:r>
+              <w:rPr>
+                <w:rFonts w:ascii="맑은 고딕" w:hAnsi="맑은 고딕" w:eastAsia="맑은 고딕"/>
+                <w:sz w:val="20"/>
+              </w:rPr>
+              <w:t xml:space="preserve">, 자원은 기준선 개수가 그 목록이다. 이 랩의 스크립트가 자원 개수를 17 과 비교하는 것도 같은 이유다.</w:t>
+            </w:r>
+          </w:p>
+          <w:p>
+            <w:pPr>
+              <w:spacing w:after="20"/>
+            </w:pPr>
+            <w:r>
+              <w:rPr>
+                <w:rFonts w:ascii="맑은 고딕" w:hAnsi="맑은 고딕" w:eastAsia="맑은 고딕"/>
+                <w:sz w:val="20"/>
+              </w:rPr>
+              <w:t xml:space="preserve">같은 함정이 스레드별 CURRENT 조회에도 있다. 장애로 인스턴스 하나가 죽으면 그 스레드가 </w:t>
+            </w:r>
+            <w:r>
+              <w:rPr>
+                <w:rFonts w:ascii="Consolas" w:hAnsi="Consolas" w:eastAsia="Consolas" w:cs="Consolas"/>
+                <w:sz w:val="19"/>
+              </w:rPr>
+              <w:t xml:space="preserve">V$LOG</w:t>
+            </w:r>
+            <w:r>
+              <w:rPr>
+                <w:rFonts w:ascii="맑은 고딕" w:hAnsi="맑은 고딕" w:eastAsia="맑은 고딕"/>
+                <w:sz w:val="20"/>
+              </w:rPr>
+              <w:t xml:space="preserve"> 의 CURRENT 목록에서 빠지는데, </w:t>
+            </w:r>
+            <w:r>
+              <w:rPr>
+                <w:rFonts w:ascii="Consolas" w:hAnsi="Consolas" w:eastAsia="Consolas" w:cs="Consolas"/>
+                <w:sz w:val="19"/>
+              </w:rPr>
+              <w:t xml:space="preserve">group by</w:t>
+            </w:r>
+            <w:r>
+              <w:rPr>
+                <w:rFonts w:ascii="맑은 고딕" w:hAnsi="맑은 고딕" w:eastAsia="맑은 고딕"/>
+                <w:sz w:val="20"/>
+              </w:rPr>
+              <w:t xml:space="preserve"> 만 쓰면 조용히 사라진다. 뒤의 실습에서 실제로 그렇게 나온다.</w:t>
             </w:r>
           </w:p>
           <w:p>
@@ -5862,7 +6905,21 @@
           <w:rFonts w:ascii="맑은 고딕" w:hAnsi="맑은 고딕" w:eastAsia="맑은 고딕"/>
           <w:sz w:val="21"/>
         </w:rPr>
-        <w:t>장애는 17장에서 쓴 것과 같다. `kill -9` 로 racdb2 의 pmon 을 죽인다. 세 시점에서 스크립트를 돌린다.</w:t>
+        <w:t xml:space="preserve">장애는 17장에서 쓴 것과 같다. </w:t>
+      </w:r>
+      <w:r>
+        <w:rPr>
+          <w:rFonts w:ascii="Consolas" w:hAnsi="Consolas" w:eastAsia="Consolas" w:cs="Consolas"/>
+          <w:sz w:val="20"/>
+        </w:rPr>
+        <w:t xml:space="preserve">kill -9</w:t>
+      </w:r>
+      <w:r>
+        <w:rPr>
+          <w:rFonts w:ascii="맑은 고딕" w:hAnsi="맑은 고딕" w:eastAsia="맑은 고딕"/>
+          <w:sz w:val="21"/>
+        </w:rPr>
+        <w:t xml:space="preserve"> 로 racdb2 의 pmon 을 죽인다. 세 시점에서 스크립트를 돌린다.</w:t>
       </w:r>
     </w:p>
     <w:p>
@@ -6183,10 +7240,17 @@
     <w:p>
       <w:r>
         <w:rPr>
+          <w:rFonts w:ascii="Consolas" w:hAnsi="Consolas" w:eastAsia="Consolas" w:cs="Consolas"/>
+          <w:sz w:val="20"/>
+        </w:rPr>
+        <w:t xml:space="preserve">ora.racdb.db</w:t>
+      </w:r>
+      <w:r>
+        <w:rPr>
           <w:rFonts w:ascii="맑은 고딕" w:hAnsi="맑은 고딕" w:eastAsia="맑은 고딕"/>
           <w:sz w:val="21"/>
         </w:rPr>
-        <w:t>`ora.racdb.db` 가 불일치 목록에 추가되었다. TARGET 은 ONLINE 인데 STATE 가 OFFLINE 인 슬롯이 생겼다. 14장에서 배운 그 신호다.</w:t>
+        <w:t xml:space="preserve"> 가 불일치 목록에 추가되었다. TARGET 은 ONLINE 인데 STATE 가 OFFLINE 인 슬롯이 생겼다. 14장에서 배운 그 신호다.</w:t>
       </w:r>
     </w:p>
     <w:p>
@@ -6642,7 +7706,35 @@
           <w:rFonts w:ascii="맑은 고딕" w:hAnsi="맑은 고딕" w:eastAsia="맑은 고딕"/>
           <w:sz w:val="21"/>
         </w:rPr>
-        <w:t>14장에서 본 두 속성이 여기서 동작했다. `RESTART_ATTEMPTS=2` 이고 `UPTIME_THRESHOLD=1h` 다.</w:t>
+        <w:t xml:space="preserve">14장에서 본 두 속성이 여기서 동작했다. </w:t>
+      </w:r>
+      <w:r>
+        <w:rPr>
+          <w:rFonts w:ascii="Consolas" w:hAnsi="Consolas" w:eastAsia="Consolas" w:cs="Consolas"/>
+          <w:sz w:val="20"/>
+        </w:rPr>
+        <w:t xml:space="preserve">RESTART_ATTEMPTS=2</w:t>
+      </w:r>
+      <w:r>
+        <w:rPr>
+          <w:rFonts w:ascii="맑은 고딕" w:hAnsi="맑은 고딕" w:eastAsia="맑은 고딕"/>
+          <w:sz w:val="21"/>
+        </w:rPr>
+        <w:t xml:space="preserve"> 이고 </w:t>
+      </w:r>
+      <w:r>
+        <w:rPr>
+          <w:rFonts w:ascii="Consolas" w:hAnsi="Consolas" w:eastAsia="Consolas" w:cs="Consolas"/>
+          <w:sz w:val="20"/>
+        </w:rPr>
+        <w:t xml:space="preserve">UPTIME_THRESHOLD=1h</w:t>
+      </w:r>
+      <w:r>
+        <w:rPr>
+          <w:rFonts w:ascii="맑은 고딕" w:hAnsi="맑은 고딕" w:eastAsia="맑은 고딕"/>
+          <w:sz w:val="21"/>
+        </w:rPr>
+        <w:t xml:space="preserve"> 다.</w:t>
       </w:r>
     </w:p>
     <w:p>
@@ -6784,7 +7876,35 @@
           <w:rFonts w:ascii="맑은 고딕" w:hAnsi="맑은 고딕" w:eastAsia="맑은 고딕"/>
           <w:sz w:val="21"/>
         </w:rPr>
-        <w:t>실무 규칙은 이렇다. 점검이 FAIL 을 보고했는데 몇 분이 지나도 그대로면 CRS 를 더 기다리지 말고 `crsctl stat res &lt;자원&gt; -t` 와 CRS 알럿 로그를 본다. `CRS-2771` 이 있으면 CRS 는 이미 포기한 것이며 사람이 올려야 한다.</w:t>
+        <w:t xml:space="preserve">실무 규칙은 이렇다. 점검이 FAIL 을 보고했는데 몇 분이 지나도 그대로면 CRS 를 더 기다리지 말고 </w:t>
+      </w:r>
+      <w:r>
+        <w:rPr>
+          <w:rFonts w:ascii="Consolas" w:hAnsi="Consolas" w:eastAsia="Consolas" w:cs="Consolas"/>
+          <w:sz w:val="20"/>
+        </w:rPr>
+        <w:t xml:space="preserve">crsctl stat res &lt;자원&gt; -t</w:t>
+      </w:r>
+      <w:r>
+        <w:rPr>
+          <w:rFonts w:ascii="맑은 고딕" w:hAnsi="맑은 고딕" w:eastAsia="맑은 고딕"/>
+          <w:sz w:val="21"/>
+        </w:rPr>
+        <w:t xml:space="preserve"> 와 CRS 알럿 로그를 본다. </w:t>
+      </w:r>
+      <w:r>
+        <w:rPr>
+          <w:rFonts w:ascii="Consolas" w:hAnsi="Consolas" w:eastAsia="Consolas" w:cs="Consolas"/>
+          <w:sz w:val="20"/>
+        </w:rPr>
+        <w:t xml:space="preserve">CRS-2771</w:t>
+      </w:r>
+      <w:r>
+        <w:rPr>
+          <w:rFonts w:ascii="맑은 고딕" w:hAnsi="맑은 고딕" w:eastAsia="맑은 고딕"/>
+          <w:sz w:val="21"/>
+        </w:rPr>
+        <w:t xml:space="preserve"> 이 있으면 CRS 는 이미 포기한 것이며 사람이 올려야 한다.</w:t>
       </w:r>
     </w:p>
     <w:p>
@@ -7654,7 +8774,21 @@
                 <w:rFonts w:ascii="맑은 고딕" w:hAnsi="맑은 고딕" w:eastAsia="맑은 고딕"/>
                 <w:sz w:val="19"/>
               </w:rPr>
-              <w:t>17장에서 `+FRA` 를 쓰도록 확인했다</w:t>
+              <w:t xml:space="preserve">17장에서 </w:t>
+            </w:r>
+            <w:r>
+              <w:rPr>
+                <w:rFonts w:ascii="Consolas" w:hAnsi="Consolas" w:eastAsia="Consolas" w:cs="Consolas"/>
+                <w:sz w:val="18"/>
+              </w:rPr>
+              <w:t xml:space="preserve">+FRA</w:t>
+            </w:r>
+            <w:r>
+              <w:rPr>
+                <w:rFonts w:ascii="맑은 고딕" w:hAnsi="맑은 고딕" w:eastAsia="맑은 고딕"/>
+                <w:sz w:val="19"/>
+              </w:rPr>
+              <w:t xml:space="preserve"> 를 쓰도록 확인했다</w:t>
             </w:r>
           </w:p>
         </w:tc>
@@ -7711,10 +8845,10 @@
           <w:p>
             <w:r>
               <w:rPr>
-                <w:rFonts w:ascii="맑은 고딕" w:hAnsi="맑은 고딕" w:eastAsia="맑은 고딕"/>
-                <w:sz w:val="19"/>
-              </w:rPr>
-              <w:t>`log_archive_config`</w:t>
+                <w:rFonts w:ascii="Consolas" w:hAnsi="Consolas" w:eastAsia="Consolas" w:cs="Consolas"/>
+                <w:sz w:val="18"/>
+              </w:rPr>
+              <w:t xml:space="preserve">log_archive_config</w:t>
             </w:r>
           </w:p>
         </w:tc>
@@ -7898,10 +9032,17 @@
     <w:p>
       <w:r>
         <w:rPr>
+          <w:rFonts w:ascii="Consolas" w:hAnsi="Consolas" w:eastAsia="Consolas" w:cs="Consolas"/>
+          <w:sz w:val="20"/>
+        </w:rPr>
+        <w:t xml:space="preserve">sid='*'</w:t>
+      </w:r>
+      <w:r>
+        <w:rPr>
           <w:rFonts w:ascii="맑은 고딕" w:hAnsi="맑은 고딕" w:eastAsia="맑은 고딕"/>
           <w:sz w:val="21"/>
         </w:rPr>
-        <w:t>`sid='*'` 가 RAC 특유의 부분이다. 모든 인스턴스가 같은 설정을 가져야 한다. 어느 인스턴스에서 리두가 나오든 스탠바이로 가야 하기 때문이다.</w:t>
+        <w:t xml:space="preserve"> 가 RAC 특유의 부분이다. 모든 인스턴스가 같은 설정을 가져야 한다. 어느 인스턴스에서 리두가 나오든 스탠바이로 가야 하기 때문이다.</w:t>
       </w:r>
     </w:p>
     <w:p>
@@ -8010,7 +9151,35 @@
           <w:rFonts w:ascii="맑은 고딕" w:hAnsi="맑은 고딕" w:eastAsia="맑은 고딕"/>
           <w:sz w:val="21"/>
         </w:rPr>
-        <w:t>12~14 장에서 인스턴스와 클러스터 자원을 다뤘다. 인스턴스는 둘인데 데이터베이스는 하나라는 것, `srvctl` 과 `crsctl` 의 경계, TARGET 과 STATE 의 차이가 핵심이다.</w:t>
+        <w:t xml:space="preserve">12~14 장에서 인스턴스와 클러스터 자원을 다뤘다. 인스턴스는 둘인데 데이터베이스는 하나라는 것, </w:t>
+      </w:r>
+      <w:r>
+        <w:rPr>
+          <w:rFonts w:ascii="Consolas" w:hAnsi="Consolas" w:eastAsia="Consolas" w:cs="Consolas"/>
+          <w:sz w:val="20"/>
+        </w:rPr>
+        <w:t xml:space="preserve">srvctl</w:t>
+      </w:r>
+      <w:r>
+        <w:rPr>
+          <w:rFonts w:ascii="맑은 고딕" w:hAnsi="맑은 고딕" w:eastAsia="맑은 고딕"/>
+          <w:sz w:val="21"/>
+        </w:rPr>
+        <w:t xml:space="preserve"> 과 </w:t>
+      </w:r>
+      <w:r>
+        <w:rPr>
+          <w:rFonts w:ascii="Consolas" w:hAnsi="Consolas" w:eastAsia="Consolas" w:cs="Consolas"/>
+          <w:sz w:val="20"/>
+        </w:rPr>
+        <w:t xml:space="preserve">crsctl</w:t>
+      </w:r>
+      <w:r>
+        <w:rPr>
+          <w:rFonts w:ascii="맑은 고딕" w:hAnsi="맑은 고딕" w:eastAsia="맑은 고딕"/>
+          <w:sz w:val="21"/>
+        </w:rPr>
+        <w:t xml:space="preserve"> 의 경계, TARGET 과 STATE 의 차이가 핵심이다.</w:t>
       </w:r>
     </w:p>
     <w:p>
@@ -8043,10 +9212,45 @@
     <w:p>
       <w:r>
         <w:rPr>
+          <w:rFonts w:ascii="Consolas" w:hAnsi="Consolas" w:eastAsia="Consolas" w:cs="Consolas"/>
+          <w:sz w:val="20"/>
+        </w:rPr>
+        <w:t xml:space="preserve">restore spfile to '&lt;임시경로&gt;'</w:t>
+      </w:r>
+      <w:r>
+        <w:rPr>
           <w:rFonts w:ascii="맑은 고딕" w:hAnsi="맑은 고딕" w:eastAsia="맑은 고딕"/>
           <w:sz w:val="21"/>
         </w:rPr>
-        <w:t>`restore spfile to '&lt;임시경로&gt;'` 가 CRS 등록을 바꿔 버린 것, `log_archive_dest_1=''` 가 기본값 복원이 아니라 비활성화였던 것, 인터커넥트 주소가 등록한 것과 달랐던 것, TAF 설정이 서비스와 클라이언트 중 어느 쪽을 따르는지, `diagcollection.pl` 이 이미 없다는 것이 그런 예다.</w:t>
+        <w:t xml:space="preserve"> 가 CRS 등록을 바꿔 버린 것, </w:t>
+      </w:r>
+      <w:r>
+        <w:rPr>
+          <w:rFonts w:ascii="Consolas" w:hAnsi="Consolas" w:eastAsia="Consolas" w:cs="Consolas"/>
+          <w:sz w:val="20"/>
+        </w:rPr>
+        <w:t xml:space="preserve">log_archive_dest_1=''</w:t>
+      </w:r>
+      <w:r>
+        <w:rPr>
+          <w:rFonts w:ascii="맑은 고딕" w:hAnsi="맑은 고딕" w:eastAsia="맑은 고딕"/>
+          <w:sz w:val="21"/>
+        </w:rPr>
+        <w:t xml:space="preserve"> 가 기본값 복원이 아니라 비활성화였던 것, 인터커넥트 주소가 등록한 것과 달랐던 것, TAF 설정이 서비스와 클라이언트 중 어느 쪽을 따르는지, </w:t>
+      </w:r>
+      <w:r>
+        <w:rPr>
+          <w:rFonts w:ascii="Consolas" w:hAnsi="Consolas" w:eastAsia="Consolas" w:cs="Consolas"/>
+          <w:sz w:val="20"/>
+        </w:rPr>
+        <w:t xml:space="preserve">diagcollection.pl</w:t>
+      </w:r>
+      <w:r>
+        <w:rPr>
+          <w:rFonts w:ascii="맑은 고딕" w:hAnsi="맑은 고딕" w:eastAsia="맑은 고딕"/>
+          <w:sz w:val="21"/>
+        </w:rPr>
+        <w:t xml:space="preserve"> 이 이미 없다는 것이 그런 예다.</w:t>
       </w:r>
     </w:p>
     <w:p>
@@ -8081,16 +9285,93 @@
           <w:rFonts w:ascii="맑은 고딕" w:hAnsi="맑은 고딕" w:eastAsia="맑은 고딕"/>
           <w:sz w:val="21"/>
         </w:rPr>
-        <w:t>인터커넥트는 등록된 물리 주소를 그대로 쓰지 않는다. `oifcfg getif` 에 `ens160`/`172.16.119.0` 이 등록되어 있어도 데이터베이스는 `ens160:1` 의 `169.254.27.118` 을 쓴다.</w:t>
+        <w:t xml:space="preserve">인터커넥트는 등록된 물리 주소를 그대로 쓰지 않는다. </w:t>
+      </w:r>
+      <w:r>
+        <w:rPr>
+          <w:rFonts w:ascii="Consolas" w:hAnsi="Consolas" w:eastAsia="Consolas" w:cs="Consolas"/>
+          <w:sz w:val="20"/>
+        </w:rPr>
+        <w:t xml:space="preserve">oifcfg getif</w:t>
+      </w:r>
+      <w:r>
+        <w:rPr>
+          <w:rFonts w:ascii="맑은 고딕" w:hAnsi="맑은 고딕" w:eastAsia="맑은 고딕"/>
+          <w:sz w:val="21"/>
+        </w:rPr>
+        <w:t xml:space="preserve"> 에 </w:t>
+      </w:r>
+      <w:r>
+        <w:rPr>
+          <w:rFonts w:ascii="Consolas" w:hAnsi="Consolas" w:eastAsia="Consolas" w:cs="Consolas"/>
+          <w:sz w:val="20"/>
+        </w:rPr>
+        <w:t xml:space="preserve">ens160</w:t>
+      </w:r>
+      <w:r>
+        <w:rPr>
+          <w:rFonts w:ascii="맑은 고딕" w:hAnsi="맑은 고딕" w:eastAsia="맑은 고딕"/>
+          <w:sz w:val="21"/>
+        </w:rPr>
+        <w:t xml:space="preserve">/</w:t>
+      </w:r>
+      <w:r>
+        <w:rPr>
+          <w:rFonts w:ascii="Consolas" w:hAnsi="Consolas" w:eastAsia="Consolas" w:cs="Consolas"/>
+          <w:sz w:val="20"/>
+        </w:rPr>
+        <w:t xml:space="preserve">172.16.119.0</w:t>
+      </w:r>
+      <w:r>
+        <w:rPr>
+          <w:rFonts w:ascii="맑은 고딕" w:hAnsi="맑은 고딕" w:eastAsia="맑은 고딕"/>
+          <w:sz w:val="21"/>
+        </w:rPr>
+        <w:t xml:space="preserve"> 이 등록되어 있어도 데이터베이스는 </w:t>
+      </w:r>
+      <w:r>
+        <w:rPr>
+          <w:rFonts w:ascii="Consolas" w:hAnsi="Consolas" w:eastAsia="Consolas" w:cs="Consolas"/>
+          <w:sz w:val="20"/>
+        </w:rPr>
+        <w:t xml:space="preserve">ens160:1</w:t>
+      </w:r>
+      <w:r>
+        <w:rPr>
+          <w:rFonts w:ascii="맑은 고딕" w:hAnsi="맑은 고딕" w:eastAsia="맑은 고딕"/>
+          <w:sz w:val="21"/>
+        </w:rPr>
+        <w:t xml:space="preserve"> 의 </w:t>
+      </w:r>
+      <w:r>
+        <w:rPr>
+          <w:rFonts w:ascii="Consolas" w:hAnsi="Consolas" w:eastAsia="Consolas" w:cs="Consolas"/>
+          <w:sz w:val="20"/>
+        </w:rPr>
+        <w:t xml:space="preserve">169.254.27.118</w:t>
+      </w:r>
+      <w:r>
+        <w:rPr>
+          <w:rFonts w:ascii="맑은 고딕" w:hAnsi="맑은 고딕" w:eastAsia="맑은 고딕"/>
+          <w:sz w:val="21"/>
+        </w:rPr>
+        <w:t xml:space="preserve"> 을 쓴다.</w:t>
       </w:r>
     </w:p>
     <w:p>
       <w:r>
         <w:rPr>
+          <w:rFonts w:ascii="Consolas" w:hAnsi="Consolas" w:eastAsia="Consolas" w:cs="Consolas"/>
+          <w:sz w:val="20"/>
+        </w:rPr>
+        <w:t xml:space="preserve">169.254.x.x</w:t>
+      </w:r>
+      <w:r>
+        <w:rPr>
           <w:rFonts w:ascii="맑은 고딕" w:hAnsi="맑은 고딕" w:eastAsia="맑은 고딕"/>
           <w:sz w:val="21"/>
         </w:rPr>
-        <w:t>`169.254.x.x` 는 HAIP 다. CRS 가 물리 인터페이스 위에 만드는 링크 로컬 별칭이며, 여러 인터커넥트를 쓰고 하나가 죽어도 데이터베이스가 영향을 안 받게 하기 위한 것이다.</w:t>
+        <w:t xml:space="preserve"> 는 HAIP 다. CRS 가 물리 인터페이스 위에 만드는 링크 로컬 별칭이며, 여러 인터커넥트를 쓰고 하나가 죽어도 데이터베이스가 영향을 안 받게 하기 위한 것이다.</w:t>
       </w:r>
     </w:p>
     <w:p>
@@ -8099,25 +9380,137 @@
           <w:rFonts w:ascii="맑은 고딕" w:hAnsi="맑은 고딕" w:eastAsia="맑은 고딕"/>
           <w:sz w:val="21"/>
         </w:rPr>
-        <w:t>인터커넥트 진단은 네 단계다. `oifcfg getif`, `/sbin/ip -4 addr show`, `crsctl status res ora.cluster_interconnect.haip -init`, `GV$CLUSTER_INTERCONNECTS` 순이다. 사설망 ping 만 확인하면 HAIP 가 죽은 것을 못 찾는다.</w:t>
+        <w:t xml:space="preserve">인터커넥트 진단은 네 단계다. </w:t>
+      </w:r>
+      <w:r>
+        <w:rPr>
+          <w:rFonts w:ascii="Consolas" w:hAnsi="Consolas" w:eastAsia="Consolas" w:cs="Consolas"/>
+          <w:sz w:val="20"/>
+        </w:rPr>
+        <w:t xml:space="preserve">oifcfg getif</w:t>
+      </w:r>
+      <w:r>
+        <w:rPr>
+          <w:rFonts w:ascii="맑은 고딕" w:hAnsi="맑은 고딕" w:eastAsia="맑은 고딕"/>
+          <w:sz w:val="21"/>
+        </w:rPr>
+        <w:t xml:space="preserve">, </w:t>
+      </w:r>
+      <w:r>
+        <w:rPr>
+          <w:rFonts w:ascii="Consolas" w:hAnsi="Consolas" w:eastAsia="Consolas" w:cs="Consolas"/>
+          <w:sz w:val="20"/>
+        </w:rPr>
+        <w:t xml:space="preserve">/sbin/ip -4 addr show</w:t>
+      </w:r>
+      <w:r>
+        <w:rPr>
+          <w:rFonts w:ascii="맑은 고딕" w:hAnsi="맑은 고딕" w:eastAsia="맑은 고딕"/>
+          <w:sz w:val="21"/>
+        </w:rPr>
+        <w:t xml:space="preserve">, </w:t>
+      </w:r>
+      <w:r>
+        <w:rPr>
+          <w:rFonts w:ascii="Consolas" w:hAnsi="Consolas" w:eastAsia="Consolas" w:cs="Consolas"/>
+          <w:sz w:val="20"/>
+        </w:rPr>
+        <w:t xml:space="preserve">crsctl status res ora.cluster_interconnect.haip -init</w:t>
+      </w:r>
+      <w:r>
+        <w:rPr>
+          <w:rFonts w:ascii="맑은 고딕" w:hAnsi="맑은 고딕" w:eastAsia="맑은 고딕"/>
+          <w:sz w:val="21"/>
+        </w:rPr>
+        <w:t xml:space="preserve">, </w:t>
+      </w:r>
+      <w:r>
+        <w:rPr>
+          <w:rFonts w:ascii="Consolas" w:hAnsi="Consolas" w:eastAsia="Consolas" w:cs="Consolas"/>
+          <w:sz w:val="20"/>
+        </w:rPr>
+        <w:t xml:space="preserve">GV$CLUSTER_INTERCONNECTS</w:t>
+      </w:r>
+      <w:r>
+        <w:rPr>
+          <w:rFonts w:ascii="맑은 고딕" w:hAnsi="맑은 고딕" w:eastAsia="맑은 고딕"/>
+          <w:sz w:val="21"/>
+        </w:rPr>
+        <w:t xml:space="preserve"> 순이다. 사설망 ping 만 확인하면 HAIP 가 죽은 것을 못 찾는다.</w:t>
       </w:r>
     </w:p>
     <w:p>
       <w:r>
         <w:rPr>
+          <w:rFonts w:ascii="Consolas" w:hAnsi="Consolas" w:eastAsia="Consolas" w:cs="Consolas"/>
+          <w:sz w:val="20"/>
+        </w:rPr>
+        <w:t xml:space="preserve">GV$SYSSTAT</w:t>
+      </w:r>
+      <w:r>
+        <w:rPr>
           <w:rFonts w:ascii="맑은 고딕" w:hAnsi="맑은 고딕" w:eastAsia="맑은 고딕"/>
           <w:sz w:val="21"/>
         </w:rPr>
-        <w:t>`GV$SYSSTAT` 의 `gc ... received` 와 `gc ... served` 가 짝을 이룬다. 한쪽이 받은 것이 다른 쪽이 보낸 것이다.</w:t>
+        <w:t xml:space="preserve"> 의 </w:t>
+      </w:r>
+      <w:r>
+        <w:rPr>
+          <w:rFonts w:ascii="Consolas" w:hAnsi="Consolas" w:eastAsia="Consolas" w:cs="Consolas"/>
+          <w:sz w:val="20"/>
+        </w:rPr>
+        <w:t xml:space="preserve">gc ... received</w:t>
+      </w:r>
+      <w:r>
+        <w:rPr>
+          <w:rFonts w:ascii="맑은 고딕" w:hAnsi="맑은 고딕" w:eastAsia="맑은 고딕"/>
+          <w:sz w:val="21"/>
+        </w:rPr>
+        <w:t xml:space="preserve"> 와 </w:t>
+      </w:r>
+      <w:r>
+        <w:rPr>
+          <w:rFonts w:ascii="Consolas" w:hAnsi="Consolas" w:eastAsia="Consolas" w:cs="Consolas"/>
+          <w:sz w:val="20"/>
+        </w:rPr>
+        <w:t xml:space="preserve">gc ... served</w:t>
+      </w:r>
+      <w:r>
+        <w:rPr>
+          <w:rFonts w:ascii="맑은 고딕" w:hAnsi="맑은 고딕" w:eastAsia="맑은 고딕"/>
+          <w:sz w:val="21"/>
+        </w:rPr>
+        <w:t xml:space="preserve"> 가 짝을 이룬다. 한쪽이 받은 것이 다른 쪽이 보낸 것이다.</w:t>
       </w:r>
     </w:p>
     <w:p>
       <w:r>
         <w:rPr>
+          <w:rFonts w:ascii="Consolas" w:hAnsi="Consolas" w:eastAsia="Consolas" w:cs="Consolas"/>
+          <w:sz w:val="20"/>
+        </w:rPr>
+        <w:t xml:space="preserve">gc local grants</w:t>
+      </w:r>
+      <w:r>
+        <w:rPr>
           <w:rFonts w:ascii="맑은 고딕" w:hAnsi="맑은 고딕" w:eastAsia="맑은 고딕"/>
           <w:sz w:val="21"/>
         </w:rPr>
-        <w:t>`gc local grants` 대 `gc remote grants` 의 비율이 인터커넥트 부담을 보여 준다. 로컬이 많을수록 좋다.</w:t>
+        <w:t xml:space="preserve"> 대 </w:t>
+      </w:r>
+      <w:r>
+        <w:rPr>
+          <w:rFonts w:ascii="Consolas" w:hAnsi="Consolas" w:eastAsia="Consolas" w:cs="Consolas"/>
+          <w:sz w:val="20"/>
+        </w:rPr>
+        <w:t xml:space="preserve">gc remote grants</w:t>
+      </w:r>
+      <w:r>
+        <w:rPr>
+          <w:rFonts w:ascii="맑은 고딕" w:hAnsi="맑은 고딕" w:eastAsia="맑은 고딕"/>
+          <w:sz w:val="21"/>
+        </w:rPr>
+        <w:t xml:space="preserve"> 의 비율이 인터커넥트 부담을 보여 준다. 로컬이 많을수록 좋다.</w:t>
       </w:r>
     </w:p>
     <w:p>
@@ -8126,7 +9519,49 @@
           <w:rFonts w:ascii="맑은 고딕" w:hAnsi="맑은 고딕" w:eastAsia="맑은 고딕"/>
           <w:sz w:val="21"/>
         </w:rPr>
-        <w:t>RAC 특유의 대기 이벤트는 `gc` 로 시작하고 `WAIT_CLASS` 가 `Cluster` 다. 이름은 블록 종류(cr/current), 동작(block/grant/multi block), 결과(2-way/3-way/busy/congested)의 세 부분으로 읽는다.</w:t>
+        <w:t xml:space="preserve">RAC 특유의 대기 이벤트는 </w:t>
+      </w:r>
+      <w:r>
+        <w:rPr>
+          <w:rFonts w:ascii="Consolas" w:hAnsi="Consolas" w:eastAsia="Consolas" w:cs="Consolas"/>
+          <w:sz w:val="20"/>
+        </w:rPr>
+        <w:t xml:space="preserve">gc</w:t>
+      </w:r>
+      <w:r>
+        <w:rPr>
+          <w:rFonts w:ascii="맑은 고딕" w:hAnsi="맑은 고딕" w:eastAsia="맑은 고딕"/>
+          <w:sz w:val="21"/>
+        </w:rPr>
+        <w:t xml:space="preserve"> 로 시작하고 </w:t>
+      </w:r>
+      <w:r>
+        <w:rPr>
+          <w:rFonts w:ascii="Consolas" w:hAnsi="Consolas" w:eastAsia="Consolas" w:cs="Consolas"/>
+          <w:sz w:val="20"/>
+        </w:rPr>
+        <w:t xml:space="preserve">WAIT_CLASS</w:t>
+      </w:r>
+      <w:r>
+        <w:rPr>
+          <w:rFonts w:ascii="맑은 고딕" w:hAnsi="맑은 고딕" w:eastAsia="맑은 고딕"/>
+          <w:sz w:val="21"/>
+        </w:rPr>
+        <w:t xml:space="preserve"> 가 </w:t>
+      </w:r>
+      <w:r>
+        <w:rPr>
+          <w:rFonts w:ascii="Consolas" w:hAnsi="Consolas" w:eastAsia="Consolas" w:cs="Consolas"/>
+          <w:sz w:val="20"/>
+        </w:rPr>
+        <w:t xml:space="preserve">Cluster</w:t>
+      </w:r>
+      <w:r>
+        <w:rPr>
+          <w:rFonts w:ascii="맑은 고딕" w:hAnsi="맑은 고딕" w:eastAsia="맑은 고딕"/>
+          <w:sz w:val="21"/>
+        </w:rPr>
+        <w:t xml:space="preserve"> 다. 이름은 블록 종류(cr/current), 동작(block/grant/multi block), 결과(2-way/3-way/busy/congested)의 세 부분으로 읽는다.</w:t>
       </w:r>
     </w:p>
     <w:p>
@@ -8135,7 +9570,35 @@
           <w:rFonts w:ascii="맑은 고딕" w:hAnsi="맑은 고딕" w:eastAsia="맑은 고딕"/>
           <w:sz w:val="21"/>
         </w:rPr>
-        <w:t>두 노드에서 같은 50 행을 40 초 동안 갱신하자 `gc current blocks received` 가 양쪽에서 약 4000 씩 늘었고, 한쪽의 증가분이 다른 쪽의 `served` 증가분과 정확히 짝을 이뤘다.</w:t>
+        <w:t xml:space="preserve">두 노드에서 같은 50 행을 40 초 동안 갱신하자 </w:t>
+      </w:r>
+      <w:r>
+        <w:rPr>
+          <w:rFonts w:ascii="Consolas" w:hAnsi="Consolas" w:eastAsia="Consolas" w:cs="Consolas"/>
+          <w:sz w:val="20"/>
+        </w:rPr>
+        <w:t xml:space="preserve">gc current blocks received</w:t>
+      </w:r>
+      <w:r>
+        <w:rPr>
+          <w:rFonts w:ascii="맑은 고딕" w:hAnsi="맑은 고딕" w:eastAsia="맑은 고딕"/>
+          <w:sz w:val="21"/>
+        </w:rPr>
+        <w:t xml:space="preserve"> 가 양쪽에서 약 4000 씩 늘었고, 한쪽의 증가분이 다른 쪽의 </w:t>
+      </w:r>
+      <w:r>
+        <w:rPr>
+          <w:rFonts w:ascii="Consolas" w:hAnsi="Consolas" w:eastAsia="Consolas" w:cs="Consolas"/>
+          <w:sz w:val="20"/>
+        </w:rPr>
+        <w:t xml:space="preserve">served</w:t>
+      </w:r>
+      <w:r>
+        <w:rPr>
+          <w:rFonts w:ascii="맑은 고딕" w:hAnsi="맑은 고딕" w:eastAsia="맑은 고딕"/>
+          <w:sz w:val="21"/>
+        </w:rPr>
+        <w:t xml:space="preserve"> 증가분과 정확히 짝을 이뤘다.</w:t>
       </w:r>
     </w:p>
     <w:p>
@@ -8144,7 +9607,35 @@
           <w:rFonts w:ascii="맑은 고딕" w:hAnsi="맑은 고딕" w:eastAsia="맑은 고딕"/>
           <w:sz w:val="21"/>
         </w:rPr>
-        <w:t>그 부하 후 상위 대기가 `gc current block 2-way` 에서 `gc current block busy` 로 바뀌었다. 평균 대기는 0.19 센티초에서 0.42~0.44 센티초로 두 배 넘게 늘었다.</w:t>
+        <w:t xml:space="preserve">그 부하 후 상위 대기가 </w:t>
+      </w:r>
+      <w:r>
+        <w:rPr>
+          <w:rFonts w:ascii="Consolas" w:hAnsi="Consolas" w:eastAsia="Consolas" w:cs="Consolas"/>
+          <w:sz w:val="20"/>
+        </w:rPr>
+        <w:t xml:space="preserve">gc current block 2-way</w:t>
+      </w:r>
+      <w:r>
+        <w:rPr>
+          <w:rFonts w:ascii="맑은 고딕" w:hAnsi="맑은 고딕" w:eastAsia="맑은 고딕"/>
+          <w:sz w:val="21"/>
+        </w:rPr>
+        <w:t xml:space="preserve"> 에서 </w:t>
+      </w:r>
+      <w:r>
+        <w:rPr>
+          <w:rFonts w:ascii="Consolas" w:hAnsi="Consolas" w:eastAsia="Consolas" w:cs="Consolas"/>
+          <w:sz w:val="20"/>
+        </w:rPr>
+        <w:t xml:space="preserve">gc current block busy</w:t>
+      </w:r>
+      <w:r>
+        <w:rPr>
+          <w:rFonts w:ascii="맑은 고딕" w:hAnsi="맑은 고딕" w:eastAsia="맑은 고딕"/>
+          <w:sz w:val="21"/>
+        </w:rPr>
+        <w:t xml:space="preserve"> 로 바뀌었다. 평균 대기는 0.19 센티초에서 0.42~0.44 센티초로 두 배 넘게 늘었다.</w:t>
       </w:r>
     </w:p>
     <w:p>
@@ -8153,16 +9644,107 @@
           <w:rFonts w:ascii="맑은 고딕" w:hAnsi="맑은 고딕" w:eastAsia="맑은 고딕"/>
           <w:sz w:val="21"/>
         </w:rPr>
-        <w:t>어느 객체가 원인인지는 `GV$SEGMENT_STATISTICS` 로 특정한다. 실측에서 `CH20_T` 하나가 양 노드의 증가분 거의 전부를 만들었다.</w:t>
+        <w:t xml:space="preserve">어느 객체가 원인인지는 </w:t>
+      </w:r>
+      <w:r>
+        <w:rPr>
+          <w:rFonts w:ascii="Consolas" w:hAnsi="Consolas" w:eastAsia="Consolas" w:cs="Consolas"/>
+          <w:sz w:val="20"/>
+        </w:rPr>
+        <w:t xml:space="preserve">GV$SEGMENT_STATISTICS</w:t>
+      </w:r>
+      <w:r>
+        <w:rPr>
+          <w:rFonts w:ascii="맑은 고딕" w:hAnsi="맑은 고딕" w:eastAsia="맑은 고딕"/>
+          <w:sz w:val="21"/>
+        </w:rPr>
+        <w:t xml:space="preserve"> 로 특정한다. 실측에서 </w:t>
+      </w:r>
+      <w:r>
+        <w:rPr>
+          <w:rFonts w:ascii="Consolas" w:hAnsi="Consolas" w:eastAsia="Consolas" w:cs="Consolas"/>
+          <w:sz w:val="20"/>
+        </w:rPr>
+        <w:t xml:space="preserve">CH20_T</w:t>
+      </w:r>
+      <w:r>
+        <w:rPr>
+          <w:rFonts w:ascii="맑은 고딕" w:hAnsi="맑은 고딕" w:eastAsia="맑은 고딕"/>
+          <w:sz w:val="21"/>
+        </w:rPr>
+        <w:t xml:space="preserve"> 하나가 양 노드의 증가분 거의 전부를 만들었다.</w:t>
       </w:r>
     </w:p>
     <w:p>
       <w:r>
         <w:rPr>
+          <w:rFonts w:ascii="Consolas" w:hAnsi="Consolas" w:eastAsia="Consolas" w:cs="Consolas"/>
+          <w:sz w:val="20"/>
+        </w:rPr>
+        <w:t xml:space="preserve">GV$INSTANCE_CACHE_TRANSFER</w:t>
+      </w:r>
+      <w:r>
+        <w:rPr>
           <w:rFonts w:ascii="맑은 고딕" w:hAnsi="맑은 고딕" w:eastAsia="맑은 고딕"/>
           <w:sz w:val="21"/>
         </w:rPr>
-        <w:t>`GV$INSTANCE_CACHE_TRANSFER` 는 블록 종류별로 보여 준다. `data block` 의 `CURRENT_BUSY` 가 4407·4452 로 가장 컸고 `undo header` 의 `CR_BLOCK` 도 컸다. UNDO 를 인스턴스별로 나눈 대가다.</w:t>
+        <w:t xml:space="preserve"> 는 블록 종류별로 보여 준다. </w:t>
+      </w:r>
+      <w:r>
+        <w:rPr>
+          <w:rFonts w:ascii="Consolas" w:hAnsi="Consolas" w:eastAsia="Consolas" w:cs="Consolas"/>
+          <w:sz w:val="20"/>
+        </w:rPr>
+        <w:t xml:space="preserve">data block</w:t>
+      </w:r>
+      <w:r>
+        <w:rPr>
+          <w:rFonts w:ascii="맑은 고딕" w:hAnsi="맑은 고딕" w:eastAsia="맑은 고딕"/>
+          <w:sz w:val="21"/>
+        </w:rPr>
+        <w:t xml:space="preserve"> 의 </w:t>
+      </w:r>
+      <w:r>
+        <w:rPr>
+          <w:rFonts w:ascii="Consolas" w:hAnsi="Consolas" w:eastAsia="Consolas" w:cs="Consolas"/>
+          <w:sz w:val="20"/>
+        </w:rPr>
+        <w:t xml:space="preserve">CURRENT_BUSY</w:t>
+      </w:r>
+      <w:r>
+        <w:rPr>
+          <w:rFonts w:ascii="맑은 고딕" w:hAnsi="맑은 고딕" w:eastAsia="맑은 고딕"/>
+          <w:sz w:val="21"/>
+        </w:rPr>
+        <w:t xml:space="preserve"> 가 4407·4452 로 가장 컸고 </w:t>
+      </w:r>
+      <w:r>
+        <w:rPr>
+          <w:rFonts w:ascii="Consolas" w:hAnsi="Consolas" w:eastAsia="Consolas" w:cs="Consolas"/>
+          <w:sz w:val="20"/>
+        </w:rPr>
+        <w:t xml:space="preserve">undo header</w:t>
+      </w:r>
+      <w:r>
+        <w:rPr>
+          <w:rFonts w:ascii="맑은 고딕" w:hAnsi="맑은 고딕" w:eastAsia="맑은 고딕"/>
+          <w:sz w:val="21"/>
+        </w:rPr>
+        <w:t xml:space="preserve"> 의 </w:t>
+      </w:r>
+      <w:r>
+        <w:rPr>
+          <w:rFonts w:ascii="Consolas" w:hAnsi="Consolas" w:eastAsia="Consolas" w:cs="Consolas"/>
+          <w:sz w:val="20"/>
+        </w:rPr>
+        <w:t xml:space="preserve">CR_BLOCK</w:t>
+      </w:r>
+      <w:r>
+        <w:rPr>
+          <w:rFonts w:ascii="맑은 고딕" w:hAnsi="맑은 고딕" w:eastAsia="맑은 고딕"/>
+          <w:sz w:val="21"/>
+        </w:rPr>
+        <w:t xml:space="preserve"> 도 컸다. UNDO 를 인스턴스별로 나눈 대가다.</w:t>
       </w:r>
     </w:p>
     <w:p>
@@ -8171,34 +9753,125 @@
           <w:rFonts w:ascii="맑은 고딕" w:hAnsi="맑은 고딕" w:eastAsia="맑은 고딕"/>
           <w:sz w:val="21"/>
         </w:rPr>
-        <w:t>gc 대기 대응은 네 단계다. 전체 DB 시간 대비 비율로 문제인지 판단하고, `busy` 인지 `2-way` 인지 보고, 세그먼트를 특정하고, 서비스 분리·시퀀스 캐시·애플리케이션 수정 중에서 고른다.</w:t>
+        <w:t xml:space="preserve">gc 대기 대응은 네 단계다. 전체 DB 시간 대비 비율로 문제인지 판단하고, </w:t>
+      </w:r>
+      <w:r>
+        <w:rPr>
+          <w:rFonts w:ascii="Consolas" w:hAnsi="Consolas" w:eastAsia="Consolas" w:cs="Consolas"/>
+          <w:sz w:val="20"/>
+        </w:rPr>
+        <w:t xml:space="preserve">busy</w:t>
+      </w:r>
+      <w:r>
+        <w:rPr>
+          <w:rFonts w:ascii="맑은 고딕" w:hAnsi="맑은 고딕" w:eastAsia="맑은 고딕"/>
+          <w:sz w:val="21"/>
+        </w:rPr>
+        <w:t xml:space="preserve"> 인지 </w:t>
+      </w:r>
+      <w:r>
+        <w:rPr>
+          <w:rFonts w:ascii="Consolas" w:hAnsi="Consolas" w:eastAsia="Consolas" w:cs="Consolas"/>
+          <w:sz w:val="20"/>
+        </w:rPr>
+        <w:t xml:space="preserve">2-way</w:t>
+      </w:r>
+      <w:r>
+        <w:rPr>
+          <w:rFonts w:ascii="맑은 고딕" w:hAnsi="맑은 고딕" w:eastAsia="맑은 고딕"/>
+          <w:sz w:val="21"/>
+        </w:rPr>
+        <w:t xml:space="preserve"> 인지 보고, 세그먼트를 특정하고, 서비스 분리·시퀀스 캐시·애플리케이션 수정 중에서 고른다.</w:t>
       </w:r>
     </w:p>
     <w:p>
       <w:r>
         <w:rPr>
+          <w:rFonts w:ascii="Consolas" w:hAnsi="Consolas" w:eastAsia="Consolas" w:cs="Consolas"/>
+          <w:sz w:val="20"/>
+        </w:rPr>
+        <w:t xml:space="preserve">diagcollection.pl</w:t>
+      </w:r>
+      <w:r>
+        <w:rPr>
           <w:rFonts w:ascii="맑은 고딕" w:hAnsi="맑은 고딕" w:eastAsia="맑은 고딕"/>
           <w:sz w:val="21"/>
         </w:rPr>
-        <w:t>`diagcollection.pl` 은 19c 에 없다. `tfactl` 이 대신한다. TFA 18.3.3.0.0 이 두 노드에서 포트 5000 으로 돌고 있다.</w:t>
+        <w:t xml:space="preserve"> 은 19c 에 없다. </w:t>
+      </w:r>
+      <w:r>
+        <w:rPr>
+          <w:rFonts w:ascii="Consolas" w:hAnsi="Consolas" w:eastAsia="Consolas" w:cs="Consolas"/>
+          <w:sz w:val="20"/>
+        </w:rPr>
+        <w:t xml:space="preserve">tfactl</w:t>
+      </w:r>
+      <w:r>
+        <w:rPr>
+          <w:rFonts w:ascii="맑은 고딕" w:hAnsi="맑은 고딕" w:eastAsia="맑은 고딕"/>
+          <w:sz w:val="21"/>
+        </w:rPr>
+        <w:t xml:space="preserve"> 이 대신한다. TFA 18.3.3.0.0 이 두 노드에서 포트 5000 으로 돌고 있다.</w:t>
       </w:r>
     </w:p>
     <w:p>
       <w:r>
         <w:rPr>
+          <w:rFonts w:ascii="Consolas" w:hAnsi="Consolas" w:eastAsia="Consolas" w:cs="Consolas"/>
+          <w:sz w:val="20"/>
+        </w:rPr>
+        <w:t xml:space="preserve">tfactl diagcollect -crs -last 1h -node local -tag ch20</w:t>
+      </w:r>
+      <w:r>
+        <w:rPr>
           <w:rFonts w:ascii="맑은 고딕" w:hAnsi="맑은 고딕" w:eastAsia="맑은 고딕"/>
           <w:sz w:val="21"/>
         </w:rPr>
-        <w:t>`tfactl diagcollect -crs -last 1h -node local -tag ch20` 이 한 시간 분량의 CRS 로그를 289 초에 63MB 로 모았다. 컴포넌트와 시간 범위를 반드시 지정한다.</w:t>
+        <w:t xml:space="preserve"> 이 한 시간 분량의 CRS 로그를 289 초에 63MB 로 모았다. 컴포넌트와 시간 범위를 반드시 지정한다.</w:t>
       </w:r>
     </w:p>
     <w:p>
       <w:r>
         <w:rPr>
+          <w:rFonts w:ascii="Consolas" w:hAnsi="Consolas" w:eastAsia="Consolas" w:cs="Consolas"/>
+          <w:sz w:val="20"/>
+        </w:rPr>
+        <w:t xml:space="preserve">-last 5m</w:t>
+      </w:r>
+      <w:r>
+        <w:rPr>
           <w:rFonts w:ascii="맑은 고딕" w:hAnsi="맑은 고딕" w:eastAsia="맑은 고딕"/>
           <w:sz w:val="21"/>
         </w:rPr>
-        <w:t>`-last 5m` 은 받지 않는다. 시간 단위는 `h` 와 `d` 뿐이며 오류 메시지가 유효한 예를 알려 준다.</w:t>
+        <w:t xml:space="preserve"> 은 받지 않는다. 시간 단위는 </w:t>
+      </w:r>
+      <w:r>
+        <w:rPr>
+          <w:rFonts w:ascii="Consolas" w:hAnsi="Consolas" w:eastAsia="Consolas" w:cs="Consolas"/>
+          <w:sz w:val="20"/>
+        </w:rPr>
+        <w:t xml:space="preserve">h</w:t>
+      </w:r>
+      <w:r>
+        <w:rPr>
+          <w:rFonts w:ascii="맑은 고딕" w:hAnsi="맑은 고딕" w:eastAsia="맑은 고딕"/>
+          <w:sz w:val="21"/>
+        </w:rPr>
+        <w:t xml:space="preserve"> 와 </w:t>
+      </w:r>
+      <w:r>
+        <w:rPr>
+          <w:rFonts w:ascii="Consolas" w:hAnsi="Consolas" w:eastAsia="Consolas" w:cs="Consolas"/>
+          <w:sz w:val="20"/>
+        </w:rPr>
+        <w:t xml:space="preserve">d</w:t>
+      </w:r>
+      <w:r>
+        <w:rPr>
+          <w:rFonts w:ascii="맑은 고딕" w:hAnsi="맑은 고딕" w:eastAsia="맑은 고딕"/>
+          <w:sz w:val="21"/>
+        </w:rPr>
+        <w:t xml:space="preserve"> 뿐이며 오류 메시지가 유효한 예를 알려 준다.</w:t>
       </w:r>
     </w:p>
     <w:p>
@@ -8234,7 +9907,21 @@
           <w:rFonts w:ascii="맑은 고딕" w:hAnsi="맑은 고딕" w:eastAsia="맑은 고딕"/>
           <w:sz w:val="21"/>
         </w:rPr>
-        <w:t>그 스크립트에서 결함을 하나 찾았다. `group by thread#` 만 쓰면 아카이브가 없는 스레드가 결과에서 통째로 사라진다.</w:t>
+        <w:t xml:space="preserve">그 스크립트에서 결함을 하나 찾았다. </w:t>
+      </w:r>
+      <w:r>
+        <w:rPr>
+          <w:rFonts w:ascii="Consolas" w:hAnsi="Consolas" w:eastAsia="Consolas" w:cs="Consolas"/>
+          <w:sz w:val="20"/>
+        </w:rPr>
+        <w:t xml:space="preserve">group by thread#</w:t>
+      </w:r>
+      <w:r>
+        <w:rPr>
+          <w:rFonts w:ascii="맑은 고딕" w:hAnsi="맑은 고딕" w:eastAsia="맑은 고딕"/>
+          <w:sz w:val="21"/>
+        </w:rPr>
+        <w:t xml:space="preserve"> 만 쓰면 아카이브가 없는 스레드가 결과에서 통째로 사라진다.</w:t>
       </w:r>
     </w:p>
     <w:p>
@@ -8243,7 +9930,35 @@
           <w:rFonts w:ascii="맑은 고딕" w:hAnsi="맑은 고딕" w:eastAsia="맑은 고딕"/>
           <w:sz w:val="21"/>
         </w:rPr>
-        <w:t>원칙은 "있어야 할 것의 목록" 을 기준으로 조회하는 것이다. `V$THREAD` 에 아우터 조인하면 스레드 2 가 `archived=0` 으로 드러난다.</w:t>
+        <w:t xml:space="preserve">원칙은 "있어야 할 것의 목록" 을 기준으로 조회하는 것이다. </w:t>
+      </w:r>
+      <w:r>
+        <w:rPr>
+          <w:rFonts w:ascii="Consolas" w:hAnsi="Consolas" w:eastAsia="Consolas" w:cs="Consolas"/>
+          <w:sz w:val="20"/>
+        </w:rPr>
+        <w:t xml:space="preserve">V$THREAD</w:t>
+      </w:r>
+      <w:r>
+        <w:rPr>
+          <w:rFonts w:ascii="맑은 고딕" w:hAnsi="맑은 고딕" w:eastAsia="맑은 고딕"/>
+          <w:sz w:val="21"/>
+        </w:rPr>
+        <w:t xml:space="preserve"> 에 아우터 조인하면 스레드 2 가 </w:t>
+      </w:r>
+      <w:r>
+        <w:rPr>
+          <w:rFonts w:ascii="Consolas" w:hAnsi="Consolas" w:eastAsia="Consolas" w:cs="Consolas"/>
+          <w:sz w:val="20"/>
+        </w:rPr>
+        <w:t xml:space="preserve">archived=0</w:t>
+      </w:r>
+      <w:r>
+        <w:rPr>
+          <w:rFonts w:ascii="맑은 고딕" w:hAnsi="맑은 고딕" w:eastAsia="맑은 고딕"/>
+          <w:sz w:val="21"/>
+        </w:rPr>
+        <w:t xml:space="preserve"> 으로 드러난다.</w:t>
       </w:r>
     </w:p>
     <w:p>
@@ -8252,7 +9967,35 @@
           <w:rFonts w:ascii="맑은 고딕" w:hAnsi="맑은 고딕" w:eastAsia="맑은 고딕"/>
           <w:sz w:val="21"/>
         </w:rPr>
-        <w:t>racdb2 의 pmon 을 `kill -9` 하자 20 초 후 점검이 실패 1 건을 잡았다. 인스턴스 계층이 FAIL, `ora.racdb.db` 가 불일치 목록에 추가되었다.</w:t>
+        <w:t xml:space="preserve">racdb2 의 pmon 을 </w:t>
+      </w:r>
+      <w:r>
+        <w:rPr>
+          <w:rFonts w:ascii="Consolas" w:hAnsi="Consolas" w:eastAsia="Consolas" w:cs="Consolas"/>
+          <w:sz w:val="20"/>
+        </w:rPr>
+        <w:t xml:space="preserve">kill -9</w:t>
+      </w:r>
+      <w:r>
+        <w:rPr>
+          <w:rFonts w:ascii="맑은 고딕" w:hAnsi="맑은 고딕" w:eastAsia="맑은 고딕"/>
+          <w:sz w:val="21"/>
+        </w:rPr>
+        <w:t xml:space="preserve"> 하자 20 초 후 점검이 실패 1 건을 잡았다. 인스턴스 계층이 FAIL, </w:t>
+      </w:r>
+      <w:r>
+        <w:rPr>
+          <w:rFonts w:ascii="Consolas" w:hAnsi="Consolas" w:eastAsia="Consolas" w:cs="Consolas"/>
+          <w:sz w:val="20"/>
+        </w:rPr>
+        <w:t xml:space="preserve">ora.racdb.db</w:t>
+      </w:r>
+      <w:r>
+        <w:rPr>
+          <w:rFonts w:ascii="맑은 고딕" w:hAnsi="맑은 고딕" w:eastAsia="맑은 고딕"/>
+          <w:sz w:val="21"/>
+        </w:rPr>
+        <w:t xml:space="preserve"> 가 불일치 목록에 추가되었다.</w:t>
       </w:r>
     </w:p>
     <w:p>
@@ -8270,7 +10013,49 @@
           <w:rFonts w:ascii="맑은 고딕" w:hAnsi="맑은 고딕" w:eastAsia="맑은 고딕"/>
           <w:sz w:val="21"/>
         </w:rPr>
-        <w:t>자동 복구는 무한하지 않다. `RESTART_ATTEMPTS=2`, `UPTIME_THRESHOLD=1h` 이므로 한 시간 안에 두 번 죽으면 CRS 가 `CRS-2771` 을 남기고 더 시도하지 않는다.</w:t>
+        <w:t xml:space="preserve">자동 복구는 무한하지 않다. </w:t>
+      </w:r>
+      <w:r>
+        <w:rPr>
+          <w:rFonts w:ascii="Consolas" w:hAnsi="Consolas" w:eastAsia="Consolas" w:cs="Consolas"/>
+          <w:sz w:val="20"/>
+        </w:rPr>
+        <w:t xml:space="preserve">RESTART_ATTEMPTS=2</w:t>
+      </w:r>
+      <w:r>
+        <w:rPr>
+          <w:rFonts w:ascii="맑은 고딕" w:hAnsi="맑은 고딕" w:eastAsia="맑은 고딕"/>
+          <w:sz w:val="21"/>
+        </w:rPr>
+        <w:t xml:space="preserve">, </w:t>
+      </w:r>
+      <w:r>
+        <w:rPr>
+          <w:rFonts w:ascii="Consolas" w:hAnsi="Consolas" w:eastAsia="Consolas" w:cs="Consolas"/>
+          <w:sz w:val="20"/>
+        </w:rPr>
+        <w:t xml:space="preserve">UPTIME_THRESHOLD=1h</w:t>
+      </w:r>
+      <w:r>
+        <w:rPr>
+          <w:rFonts w:ascii="맑은 고딕" w:hAnsi="맑은 고딕" w:eastAsia="맑은 고딕"/>
+          <w:sz w:val="21"/>
+        </w:rPr>
+        <w:t xml:space="preserve"> 이므로 한 시간 안에 두 번 죽으면 CRS 가 </w:t>
+      </w:r>
+      <w:r>
+        <w:rPr>
+          <w:rFonts w:ascii="Consolas" w:hAnsi="Consolas" w:eastAsia="Consolas" w:cs="Consolas"/>
+          <w:sz w:val="20"/>
+        </w:rPr>
+        <w:t xml:space="preserve">CRS-2771</w:t>
+      </w:r>
+      <w:r>
+        <w:rPr>
+          <w:rFonts w:ascii="맑은 고딕" w:hAnsi="맑은 고딕" w:eastAsia="맑은 고딕"/>
+          <w:sz w:val="21"/>
+        </w:rPr>
+        <w:t xml:space="preserve"> 을 남기고 더 시도하지 않는다.</w:t>
       </w:r>
     </w:p>
     <w:p>
@@ -8279,7 +10064,35 @@
           <w:rFonts w:ascii="맑은 고딕" w:hAnsi="맑은 고딕" w:eastAsia="맑은 고딕"/>
           <w:sz w:val="21"/>
         </w:rPr>
-        <w:t>점검이 FAIL 을 계속 보고하면 CRS 를 더 기다리지 말고 `crsctl stat res &lt;자원&gt; -t` 와 CRS 알럿 로그의 `CRS-2771` 을 확인한다.</w:t>
+        <w:t xml:space="preserve">점검이 FAIL 을 계속 보고하면 CRS 를 더 기다리지 말고 </w:t>
+      </w:r>
+      <w:r>
+        <w:rPr>
+          <w:rFonts w:ascii="Consolas" w:hAnsi="Consolas" w:eastAsia="Consolas" w:cs="Consolas"/>
+          <w:sz w:val="20"/>
+        </w:rPr>
+        <w:t xml:space="preserve">crsctl stat res &lt;자원&gt; -t</w:t>
+      </w:r>
+      <w:r>
+        <w:rPr>
+          <w:rFonts w:ascii="맑은 고딕" w:hAnsi="맑은 고딕" w:eastAsia="맑은 고딕"/>
+          <w:sz w:val="21"/>
+        </w:rPr>
+        <w:t xml:space="preserve"> 와 CRS 알럿 로그의 </w:t>
+      </w:r>
+      <w:r>
+        <w:rPr>
+          <w:rFonts w:ascii="Consolas" w:hAnsi="Consolas" w:eastAsia="Consolas" w:cs="Consolas"/>
+          <w:sz w:val="20"/>
+        </w:rPr>
+        <w:t xml:space="preserve">CRS-2771</w:t>
+      </w:r>
+      <w:r>
+        <w:rPr>
+          <w:rFonts w:ascii="맑은 고딕" w:hAnsi="맑은 고딕" w:eastAsia="맑은 고딕"/>
+          <w:sz w:val="21"/>
+        </w:rPr>
+        <w:t xml:space="preserve"> 을 확인한다.</w:t>
       </w:r>
     </w:p>
     <w:p>
@@ -8306,7 +10119,21 @@
           <w:rFonts w:ascii="맑은 고딕" w:hAnsi="맑은 고딕" w:eastAsia="맑은 고딕"/>
           <w:sz w:val="21"/>
         </w:rPr>
-        <w:t>Data Guard 를 얹기 위한 RAC 쪽 준비 중 ARCHIVELOG, 스레드별 리두, 공유 스토리지 아카이브는 이 과정에서 이미 갖췄다. FORCE LOGGING 과 `log_archive_config` 는 스탠바이를 만들 때 한다.</w:t>
+        <w:t xml:space="preserve">Data Guard 를 얹기 위한 RAC 쪽 준비 중 ARCHIVELOG, 스레드별 리두, 공유 스토리지 아카이브는 이 과정에서 이미 갖췄다. FORCE LOGGING 과 </w:t>
+      </w:r>
+      <w:r>
+        <w:rPr>
+          <w:rFonts w:ascii="Consolas" w:hAnsi="Consolas" w:eastAsia="Consolas" w:cs="Consolas"/>
+          <w:sz w:val="20"/>
+        </w:rPr>
+        <w:t xml:space="preserve">log_archive_config</w:t>
+      </w:r>
+      <w:r>
+        <w:rPr>
+          <w:rFonts w:ascii="맑은 고딕" w:hAnsi="맑은 고딕" w:eastAsia="맑은 고딕"/>
+          <w:sz w:val="21"/>
+        </w:rPr>
+        <w:t xml:space="preserve"> 는 스탠바이를 만들 때 한다.</w:t>
       </w:r>
     </w:p>
     <w:p>
@@ -8351,31 +10178,35 @@
                 <w:rFonts w:ascii="맑은 고딕" w:hAnsi="맑은 고딕" w:eastAsia="맑은 고딕"/>
                 <w:sz w:val="20"/>
               </w:rPr>
-              <w:t>1. `oifcfg getif` 가 보여 주는 주소와 `GV$CLUSTER_INTERCONNECTS` 가 보여 주는 주소가 다른 이유를 설명하라.</w:t>
-            </w:r>
-          </w:p>
-          <w:p>
-            <w:pPr>
-              <w:spacing w:after="20"/>
-            </w:pPr>
+              <w:t xml:space="preserve">1. </w:t>
+            </w:r>
+            <w:r>
+              <w:rPr>
+                <w:rFonts w:ascii="Consolas" w:hAnsi="Consolas" w:eastAsia="Consolas" w:cs="Consolas"/>
+                <w:sz w:val="19"/>
+              </w:rPr>
+              <w:t xml:space="preserve">oifcfg getif</w:t>
+            </w:r>
             <w:r>
               <w:rPr>
                 <w:rFonts w:ascii="맑은 고딕" w:hAnsi="맑은 고딕" w:eastAsia="맑은 고딕"/>
                 <w:sz w:val="20"/>
               </w:rPr>
-              <w:t>2. HAIP 를 쓰는 이유 두 가지를 쓰라.</w:t>
-            </w:r>
-          </w:p>
-          <w:p>
-            <w:pPr>
-              <w:spacing w:after="20"/>
-            </w:pPr>
+              <w:t xml:space="preserve"> 가 보여 주는 주소와 </w:t>
+            </w:r>
+            <w:r>
+              <w:rPr>
+                <w:rFonts w:ascii="Consolas" w:hAnsi="Consolas" w:eastAsia="Consolas" w:cs="Consolas"/>
+                <w:sz w:val="19"/>
+              </w:rPr>
+              <w:t xml:space="preserve">GV$CLUSTER_INTERCONNECTS</w:t>
+            </w:r>
             <w:r>
               <w:rPr>
                 <w:rFonts w:ascii="맑은 고딕" w:hAnsi="맑은 고딕" w:eastAsia="맑은 고딕"/>
                 <w:sz w:val="20"/>
               </w:rPr>
-              <w:t>3. 인터커넥트를 진단하는 네 단계를 순서대로 쓰고, 사설망 ping 만으로는 왜 부족한지 밝히라.</w:t>
+              <w:t xml:space="preserve"> 가 보여 주는 주소가 다른 이유를 설명하라.</w:t>
             </w:r>
           </w:p>
           <w:p>
@@ -8387,7 +10218,7 @@
                 <w:rFonts w:ascii="맑은 고딕" w:hAnsi="맑은 고딕" w:eastAsia="맑은 고딕"/>
                 <w:sz w:val="20"/>
               </w:rPr>
-              <w:t>4. `gc cr block 2-way` 와 `gc current block busy` 를 각각 이름의 세 부분으로 나눠 해석하라.</w:t>
+              <w:t>2. HAIP 를 쓰는 이유 두 가지를 쓰라.</w:t>
             </w:r>
           </w:p>
           <w:p>
@@ -8399,7 +10230,7 @@
                 <w:rFonts w:ascii="맑은 고딕" w:hAnsi="맑은 고딕" w:eastAsia="맑은 고딕"/>
                 <w:sz w:val="20"/>
               </w:rPr>
-              <w:t>5. 이 랩에서 `gc current block 3-way` 가 나오지 않는 이유는 무엇인가.</w:t>
+              <w:t>3. 인터커넥트를 진단하는 네 단계를 순서대로 쓰고, 사설망 ping 만으로는 왜 부족한지 밝히라.</w:t>
             </w:r>
           </w:p>
           <w:p>
@@ -8411,31 +10242,35 @@
                 <w:rFonts w:ascii="맑은 고딕" w:hAnsi="맑은 고딕" w:eastAsia="맑은 고딕"/>
                 <w:sz w:val="20"/>
               </w:rPr>
-              <w:t>6. `gc local grants` 와 `gc remote grants` 의 비율로 무엇을 판단할 수 있는가.</w:t>
-            </w:r>
-          </w:p>
-          <w:p>
-            <w:pPr>
-              <w:spacing w:after="20"/>
-            </w:pPr>
+              <w:t xml:space="preserve">4. </w:t>
+            </w:r>
+            <w:r>
+              <w:rPr>
+                <w:rFonts w:ascii="Consolas" w:hAnsi="Consolas" w:eastAsia="Consolas" w:cs="Consolas"/>
+                <w:sz w:val="19"/>
+              </w:rPr>
+              <w:t xml:space="preserve">gc cr block 2-way</w:t>
+            </w:r>
             <w:r>
               <w:rPr>
                 <w:rFonts w:ascii="맑은 고딕" w:hAnsi="맑은 고딕" w:eastAsia="맑은 고딕"/>
                 <w:sz w:val="20"/>
               </w:rPr>
-              <w:t>7. gc 대기가 크다는 보고를 받았을 때의 대응 순서를 다섯 단계로 쓰라.</w:t>
-            </w:r>
-          </w:p>
-          <w:p>
-            <w:pPr>
-              <w:spacing w:after="20"/>
-            </w:pPr>
+              <w:t xml:space="preserve"> 와 </w:t>
+            </w:r>
+            <w:r>
+              <w:rPr>
+                <w:rFonts w:ascii="Consolas" w:hAnsi="Consolas" w:eastAsia="Consolas" w:cs="Consolas"/>
+                <w:sz w:val="19"/>
+              </w:rPr>
+              <w:t xml:space="preserve">gc current block busy</w:t>
+            </w:r>
             <w:r>
               <w:rPr>
                 <w:rFonts w:ascii="맑은 고딕" w:hAnsi="맑은 고딕" w:eastAsia="맑은 고딕"/>
                 <w:sz w:val="20"/>
               </w:rPr>
-              <w:t>8. `GV$SEGMENT_STATISTICS` 를 봐야 하는 이유는 무엇인가. 시스템 전체 대기만으로는 왜 부족한가.</w:t>
+              <w:t xml:space="preserve"> 를 각각 이름의 세 부분으로 나눠 해석하라.</w:t>
             </w:r>
           </w:p>
           <w:p>
@@ -8447,19 +10282,21 @@
                 <w:rFonts w:ascii="맑은 고딕" w:hAnsi="맑은 고딕" w:eastAsia="맑은 고딕"/>
                 <w:sz w:val="20"/>
               </w:rPr>
-              <w:t>9. `GV$INSTANCE_CACHE_TRANSFER` 에서 `undo header` 의 `CR_BLOCK` 이 큰 이유를 13장의 구성과 연결해 설명하라.</w:t>
-            </w:r>
-          </w:p>
-          <w:p>
-            <w:pPr>
-              <w:spacing w:after="20"/>
-            </w:pPr>
+              <w:t xml:space="preserve">5. 이 랩에서 </w:t>
+            </w:r>
+            <w:r>
+              <w:rPr>
+                <w:rFonts w:ascii="Consolas" w:hAnsi="Consolas" w:eastAsia="Consolas" w:cs="Consolas"/>
+                <w:sz w:val="19"/>
+              </w:rPr>
+              <w:t xml:space="preserve">gc current block 3-way</w:t>
+            </w:r>
             <w:r>
               <w:rPr>
                 <w:rFonts w:ascii="맑은 고딕" w:hAnsi="맑은 고딕" w:eastAsia="맑은 고딕"/>
                 <w:sz w:val="20"/>
               </w:rPr>
-              <w:t>10. 19c 에서 `diagcollection.pl` 대신 무엇을 쓰는가. 그 도구가 나아진 점은 무엇인가.</w:t>
+              <w:t xml:space="preserve"> 가 나오지 않는 이유는 무엇인가.</w:t>
             </w:r>
           </w:p>
           <w:p>
@@ -8471,31 +10308,35 @@
                 <w:rFonts w:ascii="맑은 고딕" w:hAnsi="맑은 고딕" w:eastAsia="맑은 고딕"/>
                 <w:sz w:val="20"/>
               </w:rPr>
-              <w:t>11. `tfactl diagcollect` 를 쓸 때 반드시 지정해야 하는 두 가지는 무엇이며 왜 그런가.</w:t>
-            </w:r>
-          </w:p>
-          <w:p>
-            <w:pPr>
-              <w:spacing w:after="20"/>
-            </w:pPr>
+              <w:t xml:space="preserve">6. </w:t>
+            </w:r>
+            <w:r>
+              <w:rPr>
+                <w:rFonts w:ascii="Consolas" w:hAnsi="Consolas" w:eastAsia="Consolas" w:cs="Consolas"/>
+                <w:sz w:val="19"/>
+              </w:rPr>
+              <w:t xml:space="preserve">gc local grants</w:t>
+            </w:r>
             <w:r>
               <w:rPr>
                 <w:rFonts w:ascii="맑은 고딕" w:hAnsi="맑은 고딕" w:eastAsia="맑은 고딕"/>
                 <w:sz w:val="20"/>
               </w:rPr>
-              <w:t>12. 종합 점검 스크립트의 여섯 계층을 순서대로 쓰고, 그 순서인 이유를 설명하라.</w:t>
-            </w:r>
-          </w:p>
-          <w:p>
-            <w:pPr>
-              <w:spacing w:after="20"/>
-            </w:pPr>
+              <w:t xml:space="preserve"> 와 </w:t>
+            </w:r>
+            <w:r>
+              <w:rPr>
+                <w:rFonts w:ascii="Consolas" w:hAnsi="Consolas" w:eastAsia="Consolas" w:cs="Consolas"/>
+                <w:sz w:val="19"/>
+              </w:rPr>
+              <w:t xml:space="preserve">gc remote grants</w:t>
+            </w:r>
             <w:r>
               <w:rPr>
                 <w:rFonts w:ascii="맑은 고딕" w:hAnsi="맑은 고딕" w:eastAsia="맑은 고딕"/>
                 <w:sz w:val="20"/>
               </w:rPr>
-              <w:t>13. 점검 항목을 FAIL 과 WARN 으로 나누는 기준은 무엇인가. 예를 들어 설명하라.</w:t>
+              <w:t xml:space="preserve"> 의 비율로 무엇을 판단할 수 있는가.</w:t>
             </w:r>
           </w:p>
           <w:p>
@@ -8507,7 +10348,189 @@
                 <w:rFonts w:ascii="맑은 고딕" w:hAnsi="맑은 고딕" w:eastAsia="맑은 고딕"/>
                 <w:sz w:val="20"/>
               </w:rPr>
-              <w:t>14. `group by thread#` 만 쓴 아카이브 점검의 결함은 무엇이며 어떻게 고치는가. 그 원칙을 일반화해 쓰라.</w:t>
+              <w:t>7. gc 대기가 크다는 보고를 받았을 때의 대응 순서를 다섯 단계로 쓰라.</w:t>
+            </w:r>
+          </w:p>
+          <w:p>
+            <w:pPr>
+              <w:spacing w:after="20"/>
+            </w:pPr>
+            <w:r>
+              <w:rPr>
+                <w:rFonts w:ascii="맑은 고딕" w:hAnsi="맑은 고딕" w:eastAsia="맑은 고딕"/>
+                <w:sz w:val="20"/>
+              </w:rPr>
+              <w:t xml:space="preserve">8. </w:t>
+            </w:r>
+            <w:r>
+              <w:rPr>
+                <w:rFonts w:ascii="Consolas" w:hAnsi="Consolas" w:eastAsia="Consolas" w:cs="Consolas"/>
+                <w:sz w:val="19"/>
+              </w:rPr>
+              <w:t xml:space="preserve">GV$SEGMENT_STATISTICS</w:t>
+            </w:r>
+            <w:r>
+              <w:rPr>
+                <w:rFonts w:ascii="맑은 고딕" w:hAnsi="맑은 고딕" w:eastAsia="맑은 고딕"/>
+                <w:sz w:val="20"/>
+              </w:rPr>
+              <w:t xml:space="preserve"> 를 봐야 하는 이유는 무엇인가. 시스템 전체 대기만으로는 왜 부족한가.</w:t>
+            </w:r>
+          </w:p>
+          <w:p>
+            <w:pPr>
+              <w:spacing w:after="20"/>
+            </w:pPr>
+            <w:r>
+              <w:rPr>
+                <w:rFonts w:ascii="맑은 고딕" w:hAnsi="맑은 고딕" w:eastAsia="맑은 고딕"/>
+                <w:sz w:val="20"/>
+              </w:rPr>
+              <w:t xml:space="preserve">9. </w:t>
+            </w:r>
+            <w:r>
+              <w:rPr>
+                <w:rFonts w:ascii="Consolas" w:hAnsi="Consolas" w:eastAsia="Consolas" w:cs="Consolas"/>
+                <w:sz w:val="19"/>
+              </w:rPr>
+              <w:t xml:space="preserve">GV$INSTANCE_CACHE_TRANSFER</w:t>
+            </w:r>
+            <w:r>
+              <w:rPr>
+                <w:rFonts w:ascii="맑은 고딕" w:hAnsi="맑은 고딕" w:eastAsia="맑은 고딕"/>
+                <w:sz w:val="20"/>
+              </w:rPr>
+              <w:t xml:space="preserve"> 에서 </w:t>
+            </w:r>
+            <w:r>
+              <w:rPr>
+                <w:rFonts w:ascii="Consolas" w:hAnsi="Consolas" w:eastAsia="Consolas" w:cs="Consolas"/>
+                <w:sz w:val="19"/>
+              </w:rPr>
+              <w:t xml:space="preserve">undo header</w:t>
+            </w:r>
+            <w:r>
+              <w:rPr>
+                <w:rFonts w:ascii="맑은 고딕" w:hAnsi="맑은 고딕" w:eastAsia="맑은 고딕"/>
+                <w:sz w:val="20"/>
+              </w:rPr>
+              <w:t xml:space="preserve"> 의 </w:t>
+            </w:r>
+            <w:r>
+              <w:rPr>
+                <w:rFonts w:ascii="Consolas" w:hAnsi="Consolas" w:eastAsia="Consolas" w:cs="Consolas"/>
+                <w:sz w:val="19"/>
+              </w:rPr>
+              <w:t xml:space="preserve">CR_BLOCK</w:t>
+            </w:r>
+            <w:r>
+              <w:rPr>
+                <w:rFonts w:ascii="맑은 고딕" w:hAnsi="맑은 고딕" w:eastAsia="맑은 고딕"/>
+                <w:sz w:val="20"/>
+              </w:rPr>
+              <w:t xml:space="preserve"> 이 큰 이유를 13장의 구성과 연결해 설명하라.</w:t>
+            </w:r>
+          </w:p>
+          <w:p>
+            <w:pPr>
+              <w:spacing w:after="20"/>
+            </w:pPr>
+            <w:r>
+              <w:rPr>
+                <w:rFonts w:ascii="맑은 고딕" w:hAnsi="맑은 고딕" w:eastAsia="맑은 고딕"/>
+                <w:sz w:val="20"/>
+              </w:rPr>
+              <w:t xml:space="preserve">10. 19c 에서 </w:t>
+            </w:r>
+            <w:r>
+              <w:rPr>
+                <w:rFonts w:ascii="Consolas" w:hAnsi="Consolas" w:eastAsia="Consolas" w:cs="Consolas"/>
+                <w:sz w:val="19"/>
+              </w:rPr>
+              <w:t xml:space="preserve">diagcollection.pl</w:t>
+            </w:r>
+            <w:r>
+              <w:rPr>
+                <w:rFonts w:ascii="맑은 고딕" w:hAnsi="맑은 고딕" w:eastAsia="맑은 고딕"/>
+                <w:sz w:val="20"/>
+              </w:rPr>
+              <w:t xml:space="preserve"> 대신 무엇을 쓰는가. 그 도구가 나아진 점은 무엇인가.</w:t>
+            </w:r>
+          </w:p>
+          <w:p>
+            <w:pPr>
+              <w:spacing w:after="20"/>
+            </w:pPr>
+            <w:r>
+              <w:rPr>
+                <w:rFonts w:ascii="맑은 고딕" w:hAnsi="맑은 고딕" w:eastAsia="맑은 고딕"/>
+                <w:sz w:val="20"/>
+              </w:rPr>
+              <w:t xml:space="preserve">11. </w:t>
+            </w:r>
+            <w:r>
+              <w:rPr>
+                <w:rFonts w:ascii="Consolas" w:hAnsi="Consolas" w:eastAsia="Consolas" w:cs="Consolas"/>
+                <w:sz w:val="19"/>
+              </w:rPr>
+              <w:t xml:space="preserve">tfactl diagcollect</w:t>
+            </w:r>
+            <w:r>
+              <w:rPr>
+                <w:rFonts w:ascii="맑은 고딕" w:hAnsi="맑은 고딕" w:eastAsia="맑은 고딕"/>
+                <w:sz w:val="20"/>
+              </w:rPr>
+              <w:t xml:space="preserve"> 를 쓸 때 반드시 지정해야 하는 두 가지는 무엇이며 왜 그런가.</w:t>
+            </w:r>
+          </w:p>
+          <w:p>
+            <w:pPr>
+              <w:spacing w:after="20"/>
+            </w:pPr>
+            <w:r>
+              <w:rPr>
+                <w:rFonts w:ascii="맑은 고딕" w:hAnsi="맑은 고딕" w:eastAsia="맑은 고딕"/>
+                <w:sz w:val="20"/>
+              </w:rPr>
+              <w:t>12. 종합 점검 스크립트의 여섯 계층을 순서대로 쓰고, 그 순서인 이유를 설명하라.</w:t>
+            </w:r>
+          </w:p>
+          <w:p>
+            <w:pPr>
+              <w:spacing w:after="20"/>
+            </w:pPr>
+            <w:r>
+              <w:rPr>
+                <w:rFonts w:ascii="맑은 고딕" w:hAnsi="맑은 고딕" w:eastAsia="맑은 고딕"/>
+                <w:sz w:val="20"/>
+              </w:rPr>
+              <w:t>13. 점검 항목을 FAIL 과 WARN 으로 나누는 기준은 무엇인가. 예를 들어 설명하라.</w:t>
+            </w:r>
+          </w:p>
+          <w:p>
+            <w:pPr>
+              <w:spacing w:after="20"/>
+            </w:pPr>
+            <w:r>
+              <w:rPr>
+                <w:rFonts w:ascii="맑은 고딕" w:hAnsi="맑은 고딕" w:eastAsia="맑은 고딕"/>
+                <w:sz w:val="20"/>
+              </w:rPr>
+              <w:t xml:space="preserve">14. </w:t>
+            </w:r>
+            <w:r>
+              <w:rPr>
+                <w:rFonts w:ascii="Consolas" w:hAnsi="Consolas" w:eastAsia="Consolas" w:cs="Consolas"/>
+                <w:sz w:val="19"/>
+              </w:rPr>
+              <w:t xml:space="preserve">group by thread#</w:t>
+            </w:r>
+            <w:r>
+              <w:rPr>
+                <w:rFonts w:ascii="맑은 고딕" w:hAnsi="맑은 고딕" w:eastAsia="맑은 고딕"/>
+                <w:sz w:val="20"/>
+              </w:rPr>
+              <w:t xml:space="preserve"> 만 쓴 아카이브 점검의 결함은 무엇이며 어떻게 고치는가. 그 원칙을 일반화해 쓰라.</w:t>
             </w:r>
           </w:p>
           <w:p>
@@ -8906,7 +10929,21 @@
           <w:rFonts w:ascii="맑은 고딕" w:hAnsi="맑은 고딕" w:eastAsia="맑은 고딕"/>
           <w:sz w:val="21"/>
         </w:rPr>
-        <w:t>실습 06 이 racdb2 의 pmon 을 죽인다. 17장 실습 05 와 같은 방식이며 CRS 가 약 100 초 안에 되살린다. 단 한 시간 안에 두 번 죽이면 `RESTART_ATTEMPTS` 를 넘겨 자동 복구가 멈추므로 한 번만 한다.</w:t>
+        <w:t xml:space="preserve">실습 06 이 racdb2 의 pmon 을 죽인다. 17장 실습 05 와 같은 방식이며 CRS 가 약 100 초 안에 되살린다. 단 한 시간 안에 두 번 죽이면 </w:t>
+      </w:r>
+      <w:r>
+        <w:rPr>
+          <w:rFonts w:ascii="Consolas" w:hAnsi="Consolas" w:eastAsia="Consolas" w:cs="Consolas"/>
+          <w:sz w:val="20"/>
+        </w:rPr>
+        <w:t xml:space="preserve">RESTART_ATTEMPTS</w:t>
+      </w:r>
+      <w:r>
+        <w:rPr>
+          <w:rFonts w:ascii="맑은 고딕" w:hAnsi="맑은 고딕" w:eastAsia="맑은 고딕"/>
+          <w:sz w:val="21"/>
+        </w:rPr>
+        <w:t xml:space="preserve"> 를 넘겨 자동 복구가 멈추므로 한 번만 한다.</w:t>
       </w:r>
     </w:p>
     <w:p>
@@ -8915,7 +10952,35 @@
           <w:rFonts w:ascii="맑은 고딕" w:hAnsi="맑은 고딕" w:eastAsia="맑은 고딕"/>
           <w:sz w:val="21"/>
         </w:rPr>
-        <w:t>실습 02 에서 만든 `TS_CH20` 테이블스페이스와 `SYS.CH20_T` 테이블, 실습 04 의 TFA 수집물을 실습 06 끝에서 모두 지운다.</w:t>
+        <w:t xml:space="preserve">실습 02 에서 만든 </w:t>
+      </w:r>
+      <w:r>
+        <w:rPr>
+          <w:rFonts w:ascii="Consolas" w:hAnsi="Consolas" w:eastAsia="Consolas" w:cs="Consolas"/>
+          <w:sz w:val="20"/>
+        </w:rPr>
+        <w:t xml:space="preserve">TS_CH20</w:t>
+      </w:r>
+      <w:r>
+        <w:rPr>
+          <w:rFonts w:ascii="맑은 고딕" w:hAnsi="맑은 고딕" w:eastAsia="맑은 고딕"/>
+          <w:sz w:val="21"/>
+        </w:rPr>
+        <w:t xml:space="preserve"> 테이블스페이스와 </w:t>
+      </w:r>
+      <w:r>
+        <w:rPr>
+          <w:rFonts w:ascii="Consolas" w:hAnsi="Consolas" w:eastAsia="Consolas" w:cs="Consolas"/>
+          <w:sz w:val="20"/>
+        </w:rPr>
+        <w:t xml:space="preserve">SYS.CH20_T</w:t>
+      </w:r>
+      <w:r>
+        <w:rPr>
+          <w:rFonts w:ascii="맑은 고딕" w:hAnsi="맑은 고딕" w:eastAsia="맑은 고딕"/>
+          <w:sz w:val="21"/>
+        </w:rPr>
+        <w:t xml:space="preserve"> 테이블, 실습 04 의 TFA 수집물을 실습 06 끝에서 모두 지운다.</w:t>
       </w:r>
     </w:p>
     <w:p>
@@ -8924,7 +10989,21 @@
           <w:rFonts w:ascii="맑은 고딕" w:hAnsi="맑은 고딕" w:eastAsia="맑은 고딕"/>
           <w:sz w:val="21"/>
         </w:rPr>
-        <w:t>점검 스크립트 `/tmp/rac_check.sh` 는 남겨 둔다. 이 과정의 결과물이며 앞으로 쓸 것이다.</w:t>
+        <w:t xml:space="preserve">점검 스크립트 </w:t>
+      </w:r>
+      <w:r>
+        <w:rPr>
+          <w:rFonts w:ascii="Consolas" w:hAnsi="Consolas" w:eastAsia="Consolas" w:cs="Consolas"/>
+          <w:sz w:val="20"/>
+        </w:rPr>
+        <w:t xml:space="preserve">/tmp/rac_check.sh</w:t>
+      </w:r>
+      <w:r>
+        <w:rPr>
+          <w:rFonts w:ascii="맑은 고딕" w:hAnsi="맑은 고딕" w:eastAsia="맑은 고딕"/>
+          <w:sz w:val="21"/>
+        </w:rPr>
+        <w:t xml:space="preserve"> 는 남겨 둔다. 이 과정의 결과물이며 앞으로 쓸 것이다.</w:t>
       </w:r>
     </w:p>
     <w:p>
